--- a/docs/srs.docx
+++ b/docs/srs.docx
@@ -5,13 +5,13 @@
     <w:p>
       <w:pPr>
         <w:pStyle w:val="Heading1"/>
-        <w:spacing w:before="240" w:after="120"/>
+        <w:spacing w:before="320" w:after="160"/>
       </w:pPr>
       <w:r>
         <w:rPr>
-          <w:rFonts w:ascii="Times New Roman" w:hAnsi="Times New Roman"/>
+          <w:rFonts w:ascii="Segoe UI" w:hAnsi="Segoe UI"/>
           <w:b/>
-          <w:color w:val="0F172A"/>
+          <w:color w:val="1E3A8A"/>
           <w:sz w:val="36"/>
         </w:rPr>
         <w:t>ĐẶC TẢ YÊU CẦU PHẦN MỀM (SOFTWARE REQUIREMENTS SPECIFICATION - SRS)</w:t>
@@ -19,105 +19,94 @@
     </w:p>
     <w:p>
       <w:pPr>
-        <w:spacing w:after="100" w:before="0" w:line="276" w:lineRule="auto"/>
+        <w:spacing w:before="40" w:after="80" w:line="288" w:lineRule="auto"/>
       </w:pPr>
       <w:r>
         <w:rPr>
-          <w:rFonts w:ascii="Times New Roman" w:hAnsi="Times New Roman"/>
           <w:b/>
-          <w:sz w:val="22"/>
         </w:rPr>
         <w:t>Dự án:</w:t>
       </w:r>
       <w:r>
         <w:rPr>
-          <w:rFonts w:ascii="Times New Roman" w:hAnsi="Times New Roman"/>
-          <w:sz w:val="22"/>
+          <w:rFonts w:ascii="Segoe UI" w:hAnsi="Segoe UI"/>
+          <w:sz w:val="21"/>
         </w:rPr>
-        <w:t xml:space="preserve"> Nền tảng quản lý freelance &amp; marketplace việc làm part-time cho sinh viên  </w:t>
+        <w:t xml:space="preserve"> Nền tảng quản lý freelance &amp; marketplace việc làm part-time cho sinh viên</w:t>
       </w:r>
     </w:p>
     <w:p>
       <w:pPr>
-        <w:spacing w:after="100" w:before="0" w:line="276" w:lineRule="auto"/>
+        <w:spacing w:before="40" w:after="80" w:line="288" w:lineRule="auto"/>
       </w:pPr>
       <w:r>
         <w:rPr>
-          <w:rFonts w:ascii="Times New Roman" w:hAnsi="Times New Roman"/>
           <w:b/>
-          <w:sz w:val="22"/>
         </w:rPr>
         <w:t>Học phần:</w:t>
       </w:r>
       <w:r>
         <w:rPr>
-          <w:rFonts w:ascii="Times New Roman" w:hAnsi="Times New Roman"/>
-          <w:sz w:val="22"/>
+          <w:rFonts w:ascii="Segoe UI" w:hAnsi="Segoe UI"/>
+          <w:sz w:val="21"/>
         </w:rPr>
-        <w:t xml:space="preserve"> Chuyên đề tốt nghiệp 2 — Khoa CNTT — Trường Đại học Văn Lang  </w:t>
+        <w:t xml:space="preserve"> Chuyên đề tốt nghiệp 2 — Khoa CNTT — Trường Đại học Văn Lang</w:t>
       </w:r>
     </w:p>
     <w:p>
       <w:pPr>
-        <w:spacing w:after="100" w:before="0" w:line="276" w:lineRule="auto"/>
+        <w:spacing w:before="40" w:after="80" w:line="288" w:lineRule="auto"/>
       </w:pPr>
       <w:r>
         <w:rPr>
-          <w:rFonts w:ascii="Times New Roman" w:hAnsi="Times New Roman"/>
           <w:b/>
-          <w:sz w:val="22"/>
         </w:rPr>
         <w:t>Nhóm thực hiện:</w:t>
       </w:r>
       <w:r>
         <w:rPr>
-          <w:rFonts w:ascii="Times New Roman" w:hAnsi="Times New Roman"/>
-          <w:sz w:val="22"/>
+          <w:rFonts w:ascii="Segoe UI" w:hAnsi="Segoe UI"/>
+          <w:sz w:val="21"/>
         </w:rPr>
-        <w:t xml:space="preserve"> Nhóm 8 (261_71ITGR40303_04)  </w:t>
+        <w:t xml:space="preserve"> Nhóm 8 (261_71ITGR40303_04)</w:t>
       </w:r>
     </w:p>
     <w:p>
       <w:pPr>
-        <w:spacing w:after="100" w:before="0" w:line="276" w:lineRule="auto"/>
+        <w:spacing w:before="40" w:after="80" w:line="288" w:lineRule="auto"/>
       </w:pPr>
       <w:r>
         <w:rPr>
-          <w:rFonts w:ascii="Times New Roman" w:hAnsi="Times New Roman"/>
           <w:b/>
-          <w:sz w:val="22"/>
         </w:rPr>
         <w:t>Phiên bản:</w:t>
       </w:r>
       <w:r>
         <w:rPr>
-          <w:rFonts w:ascii="Times New Roman" w:hAnsi="Times New Roman"/>
-          <w:sz w:val="22"/>
+          <w:rFonts w:ascii="Segoe UI" w:hAnsi="Segoe UI"/>
+          <w:sz w:val="21"/>
         </w:rPr>
-        <w:t xml:space="preserve"> v1.2 (Cập nhật nghiệm thu đồ án)  </w:t>
+        <w:t xml:space="preserve"> v1.2 (Cập nhật nghiệm thu đồ án)</w:t>
       </w:r>
     </w:p>
     <w:p>
       <w:pPr>
-        <w:spacing w:after="120" w:before="120"/>
+        <w:spacing w:before="120" w:after="120"/>
+        <w:pBdr>
+          <w:bottom w:val="single" w:sz="12" w:space="1" w:color="CBD5E1"/>
+        </w:pBdr>
       </w:pPr>
-      <w:r>
-        <w:rPr>
-          <w:color w:val="C8CDD7"/>
-        </w:rPr>
-        <w:t>—————————————————————————————————————————————</w:t>
-      </w:r>
     </w:p>
     <w:p>
       <w:pPr>
         <w:pStyle w:val="Heading2"/>
-        <w:spacing w:before="200" w:after="80"/>
+        <w:spacing w:before="280" w:after="120"/>
       </w:pPr>
       <w:r>
         <w:rPr>
-          <w:rFonts w:ascii="Times New Roman" w:hAnsi="Times New Roman"/>
+          <w:rFonts w:ascii="Segoe UI" w:hAnsi="Segoe UI"/>
           <w:b/>
-          <w:color w:val="1E3A8A"/>
+          <w:color w:val="4F46E5"/>
           <w:sz w:val="28"/>
         </w:rPr>
         <w:t>1. GIỚI THIỆU VÀ CÁC TÁC NHÂN (ACTORS)</w:t>
@@ -126,13 +115,13 @@
     <w:p>
       <w:pPr>
         <w:pStyle w:val="Heading3"/>
-        <w:spacing w:before="160" w:after="60"/>
+        <w:spacing w:before="200" w:after="80"/>
       </w:pPr>
       <w:r>
         <w:rPr>
-          <w:rFonts w:ascii="Times New Roman" w:hAnsi="Times New Roman"/>
+          <w:rFonts w:ascii="Segoe UI" w:hAnsi="Segoe UI"/>
           <w:b/>
-          <w:color w:val="334155"/>
+          <w:color w:val="0F172A"/>
           <w:sz w:val="24"/>
         </w:rPr>
         <w:t>1.1. Mục đích tài liệu</w:t>
@@ -140,12 +129,12 @@
     </w:p>
     <w:p>
       <w:pPr>
-        <w:spacing w:after="100" w:before="0" w:line="276" w:lineRule="auto"/>
+        <w:spacing w:before="40" w:after="80" w:line="288" w:lineRule="auto"/>
       </w:pPr>
       <w:r>
         <w:rPr>
-          <w:rFonts w:ascii="Times New Roman" w:hAnsi="Times New Roman"/>
-          <w:sz w:val="22"/>
+          <w:rFonts w:ascii="Segoe UI" w:hAnsi="Segoe UI"/>
+          <w:sz w:val="21"/>
         </w:rPr>
         <w:t>Tài liệu xác định đầy đủ, súc tích các yêu cầu chức năng (FR), yêu cầu phi chức năng (NFR) và quy tắc nghiệp vụ (BR) của hệ thống sàn việc làm sinh viên. Đây là căn cứ kỹ thuật chuẩn hóa để phát triển, kiểm thử và nghiệm thu sản phẩm.</w:t>
       </w:r>
@@ -153,13 +142,13 @@
     <w:p>
       <w:pPr>
         <w:pStyle w:val="Heading3"/>
-        <w:spacing w:before="160" w:after="60"/>
+        <w:spacing w:before="200" w:after="80"/>
       </w:pPr>
       <w:r>
         <w:rPr>
-          <w:rFonts w:ascii="Times New Roman" w:hAnsi="Times New Roman"/>
+          <w:rFonts w:ascii="Segoe UI" w:hAnsi="Segoe UI"/>
           <w:b/>
-          <w:color w:val="334155"/>
+          <w:color w:val="0F172A"/>
           <w:sz w:val="24"/>
         </w:rPr>
         <w:t>1.2. Danh sách các tác nhân (Actors)</w:t>
@@ -167,8 +156,10 @@
     </w:p>
     <w:tbl>
       <w:tblPr>
+        <w:tblStyle w:val="TableGrid"/>
         <w:tblW w:type="auto" w:w="0"/>
         <w:jc w:val="center"/>
+        <w:tblLayout w:type="autofit"/>
         <w:tblLook w:firstColumn="1" w:firstRow="1" w:lastColumn="0" w:lastRow="0" w:noHBand="0" w:noVBand="1" w:val="04A0"/>
       </w:tblPr>
       <w:tblGrid>
@@ -180,25 +171,26 @@
         <w:tc>
           <w:tcPr>
             <w:tcW w:type="dxa" w:w="3120"/>
-            <w:shd w:fill="1E293B"/>
+            <w:shd w:fill="4F46E5"/>
             <w:tcMar>
-              <w:top w:w="120" w:type="dxa"/>
-              <w:bottom w:w="120" w:type="dxa"/>
-              <w:left w:w="150" w:type="dxa"/>
-              <w:right w:w="150" w:type="dxa"/>
+              <w:top w:w="140" w:type="dxa"/>
+              <w:bottom w:w="140" w:type="dxa"/>
+              <w:left w:w="180" w:type="dxa"/>
+              <w:right w:w="180" w:type="dxa"/>
             </w:tcMar>
+            <w:vAlign w:val="center"/>
           </w:tcPr>
           <w:p>
             <w:pPr>
-              <w:spacing w:after="40" w:before="40"/>
-              <w:jc w:val="center"/>
+              <w:spacing w:before="40" w:after="40"/>
+              <w:jc w:val="left"/>
             </w:pPr>
             <w:r>
               <w:rPr>
-                <w:rFonts w:ascii="Times New Roman" w:hAnsi="Times New Roman"/>
+                <w:rFonts w:ascii="Segoe UI" w:hAnsi="Segoe UI"/>
                 <w:b/>
                 <w:color w:val="FFFFFF"/>
-                <w:sz w:val="21"/>
+                <w:sz w:val="20"/>
               </w:rPr>
               <w:t>Tác nhân</w:t>
             </w:r>
@@ -207,25 +199,26 @@
         <w:tc>
           <w:tcPr>
             <w:tcW w:type="dxa" w:w="3120"/>
-            <w:shd w:fill="1E293B"/>
+            <w:shd w:fill="4F46E5"/>
             <w:tcMar>
-              <w:top w:w="120" w:type="dxa"/>
-              <w:bottom w:w="120" w:type="dxa"/>
-              <w:left w:w="150" w:type="dxa"/>
-              <w:right w:w="150" w:type="dxa"/>
+              <w:top w:w="140" w:type="dxa"/>
+              <w:bottom w:w="140" w:type="dxa"/>
+              <w:left w:w="180" w:type="dxa"/>
+              <w:right w:w="180" w:type="dxa"/>
             </w:tcMar>
+            <w:vAlign w:val="center"/>
           </w:tcPr>
           <w:p>
             <w:pPr>
-              <w:spacing w:after="40" w:before="40"/>
-              <w:jc w:val="center"/>
+              <w:spacing w:before="40" w:after="40"/>
+              <w:jc w:val="left"/>
             </w:pPr>
             <w:r>
               <w:rPr>
-                <w:rFonts w:ascii="Times New Roman" w:hAnsi="Times New Roman"/>
+                <w:rFonts w:ascii="Segoe UI" w:hAnsi="Segoe UI"/>
                 <w:b/>
                 <w:color w:val="FFFFFF"/>
-                <w:sz w:val="21"/>
+                <w:sz w:val="20"/>
               </w:rPr>
               <w:t>Mã vai trò</w:t>
             </w:r>
@@ -234,25 +227,26 @@
         <w:tc>
           <w:tcPr>
             <w:tcW w:type="dxa" w:w="3120"/>
-            <w:shd w:fill="1E293B"/>
+            <w:shd w:fill="4F46E5"/>
             <w:tcMar>
-              <w:top w:w="120" w:type="dxa"/>
-              <w:bottom w:w="120" w:type="dxa"/>
-              <w:left w:w="150" w:type="dxa"/>
-              <w:right w:w="150" w:type="dxa"/>
+              <w:top w:w="140" w:type="dxa"/>
+              <w:bottom w:w="140" w:type="dxa"/>
+              <w:left w:w="180" w:type="dxa"/>
+              <w:right w:w="180" w:type="dxa"/>
             </w:tcMar>
+            <w:vAlign w:val="center"/>
           </w:tcPr>
           <w:p>
             <w:pPr>
-              <w:spacing w:after="40" w:before="40"/>
-              <w:jc w:val="center"/>
+              <w:spacing w:before="40" w:after="40"/>
+              <w:jc w:val="left"/>
             </w:pPr>
             <w:r>
               <w:rPr>
-                <w:rFonts w:ascii="Times New Roman" w:hAnsi="Times New Roman"/>
+                <w:rFonts w:ascii="Segoe UI" w:hAnsi="Segoe UI"/>
                 <w:b/>
                 <w:color w:val="FFFFFF"/>
-                <w:sz w:val="21"/>
+                <w:sz w:val="20"/>
               </w:rPr>
               <w:t>Quyền hạn và phạm vi hoạt động</w:t>
             </w:r>
@@ -265,21 +259,20 @@
             <w:tcW w:type="dxa" w:w="3120"/>
             <w:shd w:fill="FFFFFF"/>
             <w:tcMar>
-              <w:top w:w="100" w:type="dxa"/>
-              <w:bottom w:w="100" w:type="dxa"/>
-              <w:left w:w="120" w:type="dxa"/>
-              <w:right w:w="120" w:type="dxa"/>
+              <w:top w:w="120" w:type="dxa"/>
+              <w:bottom w:w="120" w:type="dxa"/>
+              <w:left w:w="160" w:type="dxa"/>
+              <w:right w:w="160" w:type="dxa"/>
             </w:tcMar>
+            <w:vAlign w:val="center"/>
           </w:tcPr>
           <w:p>
             <w:pPr>
-              <w:spacing w:after="40" w:before="40"/>
+              <w:spacing w:before="20" w:after="20" w:line="276" w:lineRule="auto"/>
             </w:pPr>
             <w:r>
               <w:rPr>
-                <w:rFonts w:ascii="Times New Roman" w:hAnsi="Times New Roman"/>
                 <w:b/>
-                <w:sz w:val="20"/>
               </w:rPr>
               <w:t>Khách vãng lai</w:t>
             </w:r>
@@ -290,21 +283,22 @@
             <w:tcW w:type="dxa" w:w="3120"/>
             <w:shd w:fill="FFFFFF"/>
             <w:tcMar>
-              <w:top w:w="100" w:type="dxa"/>
-              <w:bottom w:w="100" w:type="dxa"/>
-              <w:left w:w="120" w:type="dxa"/>
-              <w:right w:w="120" w:type="dxa"/>
+              <w:top w:w="120" w:type="dxa"/>
+              <w:bottom w:w="120" w:type="dxa"/>
+              <w:left w:w="160" w:type="dxa"/>
+              <w:right w:w="160" w:type="dxa"/>
             </w:tcMar>
+            <w:vAlign w:val="center"/>
           </w:tcPr>
           <w:p>
             <w:pPr>
-              <w:spacing w:after="40" w:before="40"/>
+              <w:spacing w:before="20" w:after="20" w:line="276" w:lineRule="auto"/>
             </w:pPr>
             <w:r>
               <w:rPr>
-                <w:rFonts w:ascii="Times New Roman" w:hAnsi="Times New Roman"/>
+                <w:rFonts w:ascii="Consolas" w:hAnsi="Consolas"/>
                 <w:color w:val="B42828"/>
-                <w:sz w:val="20"/>
+                <w:sz w:val="19"/>
               </w:rPr>
               <w:t>GUEST</w:t>
             </w:r>
@@ -315,20 +309,21 @@
             <w:tcW w:type="dxa" w:w="3120"/>
             <w:shd w:fill="FFFFFF"/>
             <w:tcMar>
-              <w:top w:w="100" w:type="dxa"/>
-              <w:bottom w:w="100" w:type="dxa"/>
-              <w:left w:w="120" w:type="dxa"/>
-              <w:right w:w="120" w:type="dxa"/>
+              <w:top w:w="120" w:type="dxa"/>
+              <w:bottom w:w="120" w:type="dxa"/>
+              <w:left w:w="160" w:type="dxa"/>
+              <w:right w:w="160" w:type="dxa"/>
             </w:tcMar>
+            <w:vAlign w:val="center"/>
           </w:tcPr>
           <w:p>
             <w:pPr>
-              <w:spacing w:after="40" w:before="40"/>
+              <w:spacing w:before="20" w:after="20" w:line="276" w:lineRule="auto"/>
             </w:pPr>
             <w:r>
               <w:rPr>
-                <w:rFonts w:ascii="Times New Roman" w:hAnsi="Times New Roman"/>
-                <w:sz w:val="20"/>
+                <w:rFonts w:ascii="Segoe UI" w:hAnsi="Segoe UI"/>
+                <w:sz w:val="19"/>
               </w:rPr>
               <w:t>Xem trang chủ, tìm kiếm/lọc tin tuyển dụng, xem chi tiết công việc, xem đánh giá công khai.</w:t>
             </w:r>
@@ -341,21 +336,20 @@
             <w:tcW w:type="dxa" w:w="3120"/>
             <w:shd w:fill="F8FAFC"/>
             <w:tcMar>
-              <w:top w:w="100" w:type="dxa"/>
-              <w:bottom w:w="100" w:type="dxa"/>
-              <w:left w:w="120" w:type="dxa"/>
-              <w:right w:w="120" w:type="dxa"/>
+              <w:top w:w="120" w:type="dxa"/>
+              <w:bottom w:w="120" w:type="dxa"/>
+              <w:left w:w="160" w:type="dxa"/>
+              <w:right w:w="160" w:type="dxa"/>
             </w:tcMar>
+            <w:vAlign w:val="center"/>
           </w:tcPr>
           <w:p>
             <w:pPr>
-              <w:spacing w:after="40" w:before="40"/>
+              <w:spacing w:before="20" w:after="20" w:line="276" w:lineRule="auto"/>
             </w:pPr>
             <w:r>
               <w:rPr>
-                <w:rFonts w:ascii="Times New Roman" w:hAnsi="Times New Roman"/>
                 <w:b/>
-                <w:sz w:val="20"/>
               </w:rPr>
               <w:t>Sinh viên</w:t>
             </w:r>
@@ -366,21 +360,22 @@
             <w:tcW w:type="dxa" w:w="3120"/>
             <w:shd w:fill="F8FAFC"/>
             <w:tcMar>
-              <w:top w:w="100" w:type="dxa"/>
-              <w:bottom w:w="100" w:type="dxa"/>
-              <w:left w:w="120" w:type="dxa"/>
-              <w:right w:w="120" w:type="dxa"/>
+              <w:top w:w="120" w:type="dxa"/>
+              <w:bottom w:w="120" w:type="dxa"/>
+              <w:left w:w="160" w:type="dxa"/>
+              <w:right w:w="160" w:type="dxa"/>
             </w:tcMar>
+            <w:vAlign w:val="center"/>
           </w:tcPr>
           <w:p>
             <w:pPr>
-              <w:spacing w:after="40" w:before="40"/>
+              <w:spacing w:before="20" w:after="20" w:line="276" w:lineRule="auto"/>
             </w:pPr>
             <w:r>
               <w:rPr>
-                <w:rFonts w:ascii="Times New Roman" w:hAnsi="Times New Roman"/>
+                <w:rFonts w:ascii="Consolas" w:hAnsi="Consolas"/>
                 <w:color w:val="B42828"/>
-                <w:sz w:val="20"/>
+                <w:sz w:val="19"/>
               </w:rPr>
               <w:t>ROLE_STUDENT</w:t>
             </w:r>
@@ -391,20 +386,21 @@
             <w:tcW w:type="dxa" w:w="3120"/>
             <w:shd w:fill="F8FAFC"/>
             <w:tcMar>
-              <w:top w:w="100" w:type="dxa"/>
-              <w:bottom w:w="100" w:type="dxa"/>
-              <w:left w:w="120" w:type="dxa"/>
-              <w:right w:w="120" w:type="dxa"/>
+              <w:top w:w="120" w:type="dxa"/>
+              <w:bottom w:w="120" w:type="dxa"/>
+              <w:left w:w="160" w:type="dxa"/>
+              <w:right w:w="160" w:type="dxa"/>
             </w:tcMar>
+            <w:vAlign w:val="center"/>
           </w:tcPr>
           <w:p>
             <w:pPr>
-              <w:spacing w:after="40" w:before="40"/>
+              <w:spacing w:before="20" w:after="20" w:line="276" w:lineRule="auto"/>
             </w:pPr>
             <w:r>
               <w:rPr>
-                <w:rFonts w:ascii="Times New Roman" w:hAnsi="Times New Roman"/>
-                <w:sz w:val="20"/>
+                <w:rFonts w:ascii="Segoe UI" w:hAnsi="Segoe UI"/>
+                <w:sz w:val="19"/>
               </w:rPr>
               <w:t>Quản lý hồ sơ cá nhân (kỹ năng, trường, CV link), nộp hồ sơ ứng tuyển, theo dõi trạng thái đơn, nhận thông báo, đánh giá nhà tuyển dụng sau khi hoàn thành.</w:t>
             </w:r>
@@ -417,21 +413,20 @@
             <w:tcW w:type="dxa" w:w="3120"/>
             <w:shd w:fill="FFFFFF"/>
             <w:tcMar>
-              <w:top w:w="100" w:type="dxa"/>
-              <w:bottom w:w="100" w:type="dxa"/>
-              <w:left w:w="120" w:type="dxa"/>
-              <w:right w:w="120" w:type="dxa"/>
+              <w:top w:w="120" w:type="dxa"/>
+              <w:bottom w:w="120" w:type="dxa"/>
+              <w:left w:w="160" w:type="dxa"/>
+              <w:right w:w="160" w:type="dxa"/>
             </w:tcMar>
+            <w:vAlign w:val="center"/>
           </w:tcPr>
           <w:p>
             <w:pPr>
-              <w:spacing w:after="40" w:before="40"/>
+              <w:spacing w:before="20" w:after="20" w:line="276" w:lineRule="auto"/>
             </w:pPr>
             <w:r>
               <w:rPr>
-                <w:rFonts w:ascii="Times New Roman" w:hAnsi="Times New Roman"/>
                 <w:b/>
-                <w:sz w:val="20"/>
               </w:rPr>
               <w:t>Nhà tuyển dụng</w:t>
             </w:r>
@@ -442,21 +437,22 @@
             <w:tcW w:type="dxa" w:w="3120"/>
             <w:shd w:fill="FFFFFF"/>
             <w:tcMar>
-              <w:top w:w="100" w:type="dxa"/>
-              <w:bottom w:w="100" w:type="dxa"/>
-              <w:left w:w="120" w:type="dxa"/>
-              <w:right w:w="120" w:type="dxa"/>
+              <w:top w:w="120" w:type="dxa"/>
+              <w:bottom w:w="120" w:type="dxa"/>
+              <w:left w:w="160" w:type="dxa"/>
+              <w:right w:w="160" w:type="dxa"/>
             </w:tcMar>
+            <w:vAlign w:val="center"/>
           </w:tcPr>
           <w:p>
             <w:pPr>
-              <w:spacing w:after="40" w:before="40"/>
+              <w:spacing w:before="20" w:after="20" w:line="276" w:lineRule="auto"/>
             </w:pPr>
             <w:r>
               <w:rPr>
-                <w:rFonts w:ascii="Times New Roman" w:hAnsi="Times New Roman"/>
+                <w:rFonts w:ascii="Consolas" w:hAnsi="Consolas"/>
                 <w:color w:val="B42828"/>
-                <w:sz w:val="20"/>
+                <w:sz w:val="19"/>
               </w:rPr>
               <w:t>ROLE_EMPLOYER</w:t>
             </w:r>
@@ -467,20 +463,21 @@
             <w:tcW w:type="dxa" w:w="3120"/>
             <w:shd w:fill="FFFFFF"/>
             <w:tcMar>
-              <w:top w:w="100" w:type="dxa"/>
-              <w:bottom w:w="100" w:type="dxa"/>
-              <w:left w:w="120" w:type="dxa"/>
-              <w:right w:w="120" w:type="dxa"/>
+              <w:top w:w="120" w:type="dxa"/>
+              <w:bottom w:w="120" w:type="dxa"/>
+              <w:left w:w="160" w:type="dxa"/>
+              <w:right w:w="160" w:type="dxa"/>
             </w:tcMar>
+            <w:vAlign w:val="center"/>
           </w:tcPr>
           <w:p>
             <w:pPr>
-              <w:spacing w:after="40" w:before="40"/>
+              <w:spacing w:before="20" w:after="20" w:line="276" w:lineRule="auto"/>
             </w:pPr>
             <w:r>
               <w:rPr>
-                <w:rFonts w:ascii="Times New Roman" w:hAnsi="Times New Roman"/>
-                <w:sz w:val="20"/>
+                <w:rFonts w:ascii="Segoe UI" w:hAnsi="Segoe UI"/>
+                <w:sz w:val="19"/>
               </w:rPr>
               <w:t>Cập nhật thông tin đơn vị/công ty, đăng bài tuyển dụng, sửa/xóa/đổi trạng thái tin, xem danh sách hồ sơ ứng viên, duyệt hoặc từ chối đơn kèm lý do, đánh giá sinh viên sau khi hoàn thành.</w:t>
             </w:r>
@@ -493,21 +490,20 @@
             <w:tcW w:type="dxa" w:w="3120"/>
             <w:shd w:fill="F8FAFC"/>
             <w:tcMar>
-              <w:top w:w="100" w:type="dxa"/>
-              <w:bottom w:w="100" w:type="dxa"/>
-              <w:left w:w="120" w:type="dxa"/>
-              <w:right w:w="120" w:type="dxa"/>
+              <w:top w:w="120" w:type="dxa"/>
+              <w:bottom w:w="120" w:type="dxa"/>
+              <w:left w:w="160" w:type="dxa"/>
+              <w:right w:w="160" w:type="dxa"/>
             </w:tcMar>
+            <w:vAlign w:val="center"/>
           </w:tcPr>
           <w:p>
             <w:pPr>
-              <w:spacing w:after="40" w:before="40"/>
+              <w:spacing w:before="20" w:after="20" w:line="276" w:lineRule="auto"/>
             </w:pPr>
             <w:r>
               <w:rPr>
-                <w:rFonts w:ascii="Times New Roman" w:hAnsi="Times New Roman"/>
                 <w:b/>
-                <w:sz w:val="20"/>
               </w:rPr>
               <w:t>Quản trị viên</w:t>
             </w:r>
@@ -518,21 +514,22 @@
             <w:tcW w:type="dxa" w:w="3120"/>
             <w:shd w:fill="F8FAFC"/>
             <w:tcMar>
-              <w:top w:w="100" w:type="dxa"/>
-              <w:bottom w:w="100" w:type="dxa"/>
-              <w:left w:w="120" w:type="dxa"/>
-              <w:right w:w="120" w:type="dxa"/>
+              <w:top w:w="120" w:type="dxa"/>
+              <w:bottom w:w="120" w:type="dxa"/>
+              <w:left w:w="160" w:type="dxa"/>
+              <w:right w:w="160" w:type="dxa"/>
             </w:tcMar>
+            <w:vAlign w:val="center"/>
           </w:tcPr>
           <w:p>
             <w:pPr>
-              <w:spacing w:after="40" w:before="40"/>
+              <w:spacing w:before="20" w:after="20" w:line="276" w:lineRule="auto"/>
             </w:pPr>
             <w:r>
               <w:rPr>
-                <w:rFonts w:ascii="Times New Roman" w:hAnsi="Times New Roman"/>
+                <w:rFonts w:ascii="Consolas" w:hAnsi="Consolas"/>
                 <w:color w:val="B42828"/>
-                <w:sz w:val="20"/>
+                <w:sz w:val="19"/>
               </w:rPr>
               <w:t>ROLE_ADMIN</w:t>
             </w:r>
@@ -543,20 +540,21 @@
             <w:tcW w:type="dxa" w:w="3120"/>
             <w:shd w:fill="F8FAFC"/>
             <w:tcMar>
-              <w:top w:w="100" w:type="dxa"/>
-              <w:bottom w:w="100" w:type="dxa"/>
-              <w:left w:w="120" w:type="dxa"/>
-              <w:right w:w="120" w:type="dxa"/>
+              <w:top w:w="120" w:type="dxa"/>
+              <w:bottom w:w="120" w:type="dxa"/>
+              <w:left w:w="160" w:type="dxa"/>
+              <w:right w:w="160" w:type="dxa"/>
             </w:tcMar>
+            <w:vAlign w:val="center"/>
           </w:tcPr>
           <w:p>
             <w:pPr>
-              <w:spacing w:after="40" w:before="40"/>
+              <w:spacing w:before="20" w:after="20" w:line="276" w:lineRule="auto"/>
             </w:pPr>
             <w:r>
               <w:rPr>
-                <w:rFonts w:ascii="Times New Roman" w:hAnsi="Times New Roman"/>
-                <w:sz w:val="20"/>
+                <w:rFonts w:ascii="Segoe UI" w:hAnsi="Segoe UI"/>
+                <w:sz w:val="19"/>
               </w:rPr>
               <w:t>Xem bảng số liệu KPI hệ thống, quản lý danh sách người dùng, kích hoạt/khóa tài khoản vi phạm, gỡ bỏ tin tuyển dụng không phù hợp.</w:t>
             </w:r>
@@ -566,30 +564,27 @@
     </w:tbl>
     <w:p>
       <w:pPr>
-        <w:spacing w:after="120"/>
+        <w:spacing w:after="160"/>
       </w:pPr>
     </w:p>
     <w:p>
       <w:pPr>
-        <w:spacing w:after="120" w:before="120"/>
+        <w:spacing w:before="120" w:after="120"/>
+        <w:pBdr>
+          <w:bottom w:val="single" w:sz="12" w:space="1" w:color="CBD5E1"/>
+        </w:pBdr>
       </w:pPr>
-      <w:r>
-        <w:rPr>
-          <w:color w:val="C8CDD7"/>
-        </w:rPr>
-        <w:t>—————————————————————————————————————————————</w:t>
-      </w:r>
     </w:p>
     <w:p>
       <w:pPr>
         <w:pStyle w:val="Heading2"/>
-        <w:spacing w:before="200" w:after="80"/>
+        <w:spacing w:before="280" w:after="120"/>
       </w:pPr>
       <w:r>
         <w:rPr>
-          <w:rFonts w:ascii="Times New Roman" w:hAnsi="Times New Roman"/>
+          <w:rFonts w:ascii="Segoe UI" w:hAnsi="Segoe UI"/>
           <w:b/>
-          <w:color w:val="1E3A8A"/>
+          <w:color w:val="4F46E5"/>
           <w:sz w:val="28"/>
         </w:rPr>
         <w:t>2. YÊU CẦU CHỨC NĂNG (FUNCTIONAL REQUIREMENTS - FR)</w:t>
@@ -598,13 +593,13 @@
     <w:p>
       <w:pPr>
         <w:pStyle w:val="Heading3"/>
-        <w:spacing w:before="160" w:after="60"/>
+        <w:spacing w:before="200" w:after="80"/>
       </w:pPr>
       <w:r>
         <w:rPr>
-          <w:rFonts w:ascii="Times New Roman" w:hAnsi="Times New Roman"/>
+          <w:rFonts w:ascii="Segoe UI" w:hAnsi="Segoe UI"/>
           <w:b/>
-          <w:color w:val="334155"/>
+          <w:color w:val="0F172A"/>
           <w:sz w:val="24"/>
         </w:rPr>
         <w:t>FR-01: Quản lý Xác thực &amp; Phân quyền (Authentication &amp; Authorization)</w:t>
@@ -613,50 +608,48 @@
     <w:p>
       <w:pPr>
         <w:pStyle w:val="ListBullet"/>
-        <w:spacing w:after="60" w:before="0"/>
+        <w:spacing w:before="40" w:after="40" w:line="276" w:lineRule="auto"/>
       </w:pPr>
       <w:r>
         <w:rPr>
-          <w:rFonts w:ascii="Times New Roman" w:hAnsi="Times New Roman"/>
           <w:b/>
-          <w:sz w:val="22"/>
         </w:rPr>
         <w:t>FR-01.1 Đăng ký tài khoản:</w:t>
       </w:r>
       <w:r>
         <w:rPr>
-          <w:rFonts w:ascii="Times New Roman" w:hAnsi="Times New Roman"/>
-          <w:sz w:val="22"/>
+          <w:rFonts w:ascii="Segoe UI" w:hAnsi="Segoe UI"/>
+          <w:sz w:val="20"/>
         </w:rPr>
         <w:t xml:space="preserve"> Cho phép người dùng đăng ký tài khoản với email, mật khẩu, họ tên, số điện thoại và chọn vai trò (</w:t>
       </w:r>
       <w:r>
         <w:rPr>
-          <w:rFonts w:ascii="Times New Roman" w:hAnsi="Times New Roman"/>
+          <w:rFonts w:ascii="Consolas" w:hAnsi="Consolas"/>
           <w:color w:val="B42828"/>
-          <w:sz w:val="22"/>
+          <w:sz w:val="19"/>
         </w:rPr>
         <w:t>ROLE_STUDENT</w:t>
       </w:r>
       <w:r>
         <w:rPr>
-          <w:rFonts w:ascii="Times New Roman" w:hAnsi="Times New Roman"/>
-          <w:sz w:val="22"/>
+          <w:rFonts w:ascii="Segoe UI" w:hAnsi="Segoe UI"/>
+          <w:sz w:val="20"/>
         </w:rPr>
         <w:t xml:space="preserve"> hoặc </w:t>
       </w:r>
       <w:r>
         <w:rPr>
-          <w:rFonts w:ascii="Times New Roman" w:hAnsi="Times New Roman"/>
+          <w:rFonts w:ascii="Consolas" w:hAnsi="Consolas"/>
           <w:color w:val="B42828"/>
-          <w:sz w:val="22"/>
+          <w:sz w:val="19"/>
         </w:rPr>
         <w:t>ROLE_EMPLOYER</w:t>
       </w:r>
       <w:r>
         <w:rPr>
-          <w:rFonts w:ascii="Times New Roman" w:hAnsi="Times New Roman"/>
-          <w:sz w:val="22"/>
+          <w:rFonts w:ascii="Segoe UI" w:hAnsi="Segoe UI"/>
+          <w:sz w:val="20"/>
         </w:rPr>
         <w:t>). Mật khẩu được băm bằng thuật toán BCrypt.</w:t>
       </w:r>
@@ -664,20 +657,18 @@
     <w:p>
       <w:pPr>
         <w:pStyle w:val="ListBullet"/>
-        <w:spacing w:after="60" w:before="0"/>
+        <w:spacing w:before="40" w:after="40" w:line="276" w:lineRule="auto"/>
       </w:pPr>
       <w:r>
         <w:rPr>
-          <w:rFonts w:ascii="Times New Roman" w:hAnsi="Times New Roman"/>
           <w:b/>
-          <w:sz w:val="22"/>
         </w:rPr>
         <w:t>FR-01.2 Đăng nhập:</w:t>
       </w:r>
       <w:r>
         <w:rPr>
-          <w:rFonts w:ascii="Times New Roman" w:hAnsi="Times New Roman"/>
-          <w:sz w:val="22"/>
+          <w:rFonts w:ascii="Segoe UI" w:hAnsi="Segoe UI"/>
+          <w:sz w:val="20"/>
         </w:rPr>
         <w:t xml:space="preserve"> Xác thực bằng Email và Mật khẩu. Trả về JWT Access Token (HS256) chứa thông tin định danh và vai trò.</w:t>
       </w:r>
@@ -685,35 +676,33 @@
     <w:p>
       <w:pPr>
         <w:pStyle w:val="ListBullet"/>
-        <w:spacing w:after="60" w:before="0"/>
+        <w:spacing w:before="40" w:after="40" w:line="276" w:lineRule="auto"/>
       </w:pPr>
       <w:r>
         <w:rPr>
-          <w:rFonts w:ascii="Times New Roman" w:hAnsi="Times New Roman"/>
           <w:b/>
-          <w:sz w:val="22"/>
         </w:rPr>
         <w:t>FR-01.3 Lấy thông tin phiên hiện tại:</w:t>
       </w:r>
       <w:r>
         <w:rPr>
-          <w:rFonts w:ascii="Times New Roman" w:hAnsi="Times New Roman"/>
-          <w:sz w:val="22"/>
+          <w:rFonts w:ascii="Segoe UI" w:hAnsi="Segoe UI"/>
+          <w:sz w:val="20"/>
         </w:rPr>
         <w:t xml:space="preserve"> API </w:t>
       </w:r>
       <w:r>
         <w:rPr>
-          <w:rFonts w:ascii="Times New Roman" w:hAnsi="Times New Roman"/>
+          <w:rFonts w:ascii="Consolas" w:hAnsi="Consolas"/>
           <w:color w:val="B42828"/>
-          <w:sz w:val="22"/>
+          <w:sz w:val="19"/>
         </w:rPr>
         <w:t>GET /api/v1/auth/me</w:t>
       </w:r>
       <w:r>
         <w:rPr>
-          <w:rFonts w:ascii="Times New Roman" w:hAnsi="Times New Roman"/>
-          <w:sz w:val="22"/>
+          <w:rFonts w:ascii="Segoe UI" w:hAnsi="Segoe UI"/>
+          <w:sz w:val="20"/>
         </w:rPr>
         <w:t xml:space="preserve"> trả về thông tin cá nhân và quyền hạn của người dùng đang đăng nhập dựa trên Bearer token.</w:t>
       </w:r>
@@ -721,13 +710,13 @@
     <w:p>
       <w:pPr>
         <w:pStyle w:val="Heading3"/>
-        <w:spacing w:before="160" w:after="60"/>
+        <w:spacing w:before="200" w:after="80"/>
       </w:pPr>
       <w:r>
         <w:rPr>
-          <w:rFonts w:ascii="Times New Roman" w:hAnsi="Times New Roman"/>
+          <w:rFonts w:ascii="Segoe UI" w:hAnsi="Segoe UI"/>
           <w:b/>
-          <w:color w:val="334155"/>
+          <w:color w:val="0F172A"/>
           <w:sz w:val="24"/>
         </w:rPr>
         <w:t>FR-02: Quản lý Hồ sơ cá nhân (User Profiles)</w:t>
@@ -736,35 +725,33 @@
     <w:p>
       <w:pPr>
         <w:pStyle w:val="ListBullet"/>
-        <w:spacing w:after="60" w:before="0"/>
+        <w:spacing w:before="40" w:after="40" w:line="276" w:lineRule="auto"/>
       </w:pPr>
       <w:r>
         <w:rPr>
-          <w:rFonts w:ascii="Times New Roman" w:hAnsi="Times New Roman"/>
           <w:b/>
-          <w:sz w:val="22"/>
         </w:rPr>
         <w:t>FR-02.1 Xem thông tin hồ sơ:</w:t>
       </w:r>
       <w:r>
         <w:rPr>
-          <w:rFonts w:ascii="Times New Roman" w:hAnsi="Times New Roman"/>
-          <w:sz w:val="22"/>
+          <w:rFonts w:ascii="Segoe UI" w:hAnsi="Segoe UI"/>
+          <w:sz w:val="20"/>
         </w:rPr>
         <w:t xml:space="preserve"> Xem chi tiết hồ sơ người dùng theo ID (</w:t>
       </w:r>
       <w:r>
         <w:rPr>
-          <w:rFonts w:ascii="Times New Roman" w:hAnsi="Times New Roman"/>
+          <w:rFonts w:ascii="Consolas" w:hAnsi="Consolas"/>
           <w:color w:val="B42828"/>
-          <w:sz w:val="22"/>
+          <w:sz w:val="19"/>
         </w:rPr>
         <w:t>GET /api/v1/users/{id}</w:t>
       </w:r>
       <w:r>
         <w:rPr>
-          <w:rFonts w:ascii="Times New Roman" w:hAnsi="Times New Roman"/>
-          <w:sz w:val="22"/>
+          <w:rFonts w:ascii="Segoe UI" w:hAnsi="Segoe UI"/>
+          <w:sz w:val="20"/>
         </w:rPr>
         <w:t>).</w:t>
       </w:r>
@@ -772,187 +759,181 @@
     <w:p>
       <w:pPr>
         <w:pStyle w:val="ListBullet"/>
-        <w:spacing w:after="60" w:before="0"/>
+        <w:spacing w:before="40" w:after="40" w:line="276" w:lineRule="auto"/>
       </w:pPr>
       <w:r>
         <w:rPr>
-          <w:rFonts w:ascii="Times New Roman" w:hAnsi="Times New Roman"/>
           <w:b/>
-          <w:sz w:val="22"/>
         </w:rPr>
         <w:t>FR-02.2 Cập nhật hồ sơ cá nhân:</w:t>
       </w:r>
     </w:p>
     <w:p>
       <w:pPr>
-        <w:spacing w:after="100" w:before="0" w:line="276" w:lineRule="auto"/>
+        <w:spacing w:before="40" w:after="80" w:line="288" w:lineRule="auto"/>
       </w:pPr>
       <w:r>
         <w:rPr>
-          <w:rFonts w:ascii="Times New Roman" w:hAnsi="Times New Roman"/>
-          <w:sz w:val="22"/>
+          <w:rFonts w:ascii="Segoe UI" w:hAnsi="Segoe UI"/>
+          <w:sz w:val="21"/>
         </w:rPr>
         <w:t xml:space="preserve">  - </w:t>
       </w:r>
       <w:r>
         <w:rPr>
-          <w:rFonts w:ascii="Times New Roman" w:hAnsi="Times New Roman"/>
           <w:i/>
-          <w:sz w:val="22"/>
         </w:rPr>
         <w:t>Sinh viên:</w:t>
       </w:r>
       <w:r>
         <w:rPr>
-          <w:rFonts w:ascii="Times New Roman" w:hAnsi="Times New Roman"/>
-          <w:sz w:val="22"/>
+          <w:rFonts w:ascii="Segoe UI" w:hAnsi="Segoe UI"/>
+          <w:sz w:val="21"/>
         </w:rPr>
         <w:t xml:space="preserve"> Cập nhật tiểu sử (</w:t>
       </w:r>
       <w:r>
         <w:rPr>
-          <w:rFonts w:ascii="Times New Roman" w:hAnsi="Times New Roman"/>
+          <w:rFonts w:ascii="Consolas" w:hAnsi="Consolas"/>
           <w:color w:val="B42828"/>
-          <w:sz w:val="22"/>
+          <w:sz w:val="19"/>
         </w:rPr>
         <w:t>bio</w:t>
       </w:r>
       <w:r>
         <w:rPr>
-          <w:rFonts w:ascii="Times New Roman" w:hAnsi="Times New Roman"/>
-          <w:sz w:val="22"/>
+          <w:rFonts w:ascii="Segoe UI" w:hAnsi="Segoe UI"/>
+          <w:sz w:val="21"/>
         </w:rPr>
         <w:t>), kỹ năng chuyên môn (</w:t>
       </w:r>
       <w:r>
         <w:rPr>
-          <w:rFonts w:ascii="Times New Roman" w:hAnsi="Times New Roman"/>
+          <w:rFonts w:ascii="Consolas" w:hAnsi="Consolas"/>
           <w:color w:val="B42828"/>
-          <w:sz w:val="22"/>
+          <w:sz w:val="19"/>
         </w:rPr>
         <w:t>skills</w:t>
       </w:r>
       <w:r>
         <w:rPr>
-          <w:rFonts w:ascii="Times New Roman" w:hAnsi="Times New Roman"/>
-          <w:sz w:val="22"/>
+          <w:rFonts w:ascii="Segoe UI" w:hAnsi="Segoe UI"/>
+          <w:sz w:val="21"/>
         </w:rPr>
         <w:t>), trường đại học (</w:t>
       </w:r>
       <w:r>
         <w:rPr>
-          <w:rFonts w:ascii="Times New Roman" w:hAnsi="Times New Roman"/>
+          <w:rFonts w:ascii="Consolas" w:hAnsi="Consolas"/>
           <w:color w:val="B42828"/>
-          <w:sz w:val="22"/>
+          <w:sz w:val="19"/>
         </w:rPr>
         <w:t>university</w:t>
       </w:r>
       <w:r>
         <w:rPr>
-          <w:rFonts w:ascii="Times New Roman" w:hAnsi="Times New Roman"/>
-          <w:sz w:val="22"/>
+          <w:rFonts w:ascii="Segoe UI" w:hAnsi="Segoe UI"/>
+          <w:sz w:val="21"/>
         </w:rPr>
         <w:t>), chuyên ngành (</w:t>
       </w:r>
       <w:r>
         <w:rPr>
-          <w:rFonts w:ascii="Times New Roman" w:hAnsi="Times New Roman"/>
+          <w:rFonts w:ascii="Consolas" w:hAnsi="Consolas"/>
           <w:color w:val="B42828"/>
-          <w:sz w:val="22"/>
+          <w:sz w:val="19"/>
         </w:rPr>
         <w:t>major</w:t>
       </w:r>
       <w:r>
         <w:rPr>
-          <w:rFonts w:ascii="Times New Roman" w:hAnsi="Times New Roman"/>
-          <w:sz w:val="22"/>
+          <w:rFonts w:ascii="Segoe UI" w:hAnsi="Segoe UI"/>
+          <w:sz w:val="21"/>
         </w:rPr>
         <w:t>), liên kết CV (</w:t>
       </w:r>
       <w:r>
         <w:rPr>
-          <w:rFonts w:ascii="Times New Roman" w:hAnsi="Times New Roman"/>
+          <w:rFonts w:ascii="Consolas" w:hAnsi="Consolas"/>
           <w:color w:val="B42828"/>
-          <w:sz w:val="22"/>
+          <w:sz w:val="19"/>
         </w:rPr>
         <w:t>cvUrl</w:t>
       </w:r>
       <w:r>
         <w:rPr>
-          <w:rFonts w:ascii="Times New Roman" w:hAnsi="Times New Roman"/>
-          <w:sz w:val="22"/>
+          <w:rFonts w:ascii="Segoe UI" w:hAnsi="Segoe UI"/>
+          <w:sz w:val="21"/>
         </w:rPr>
         <w:t>).</w:t>
       </w:r>
     </w:p>
     <w:p>
       <w:pPr>
-        <w:spacing w:after="100" w:before="0" w:line="276" w:lineRule="auto"/>
+        <w:spacing w:before="40" w:after="80" w:line="288" w:lineRule="auto"/>
       </w:pPr>
       <w:r>
         <w:rPr>
-          <w:rFonts w:ascii="Times New Roman" w:hAnsi="Times New Roman"/>
-          <w:sz w:val="22"/>
+          <w:rFonts w:ascii="Segoe UI" w:hAnsi="Segoe UI"/>
+          <w:sz w:val="21"/>
         </w:rPr>
         <w:t xml:space="preserve">  - </w:t>
       </w:r>
       <w:r>
         <w:rPr>
-          <w:rFonts w:ascii="Times New Roman" w:hAnsi="Times New Roman"/>
           <w:i/>
-          <w:sz w:val="22"/>
         </w:rPr>
         <w:t>Nhà tuyển dụng:</w:t>
       </w:r>
       <w:r>
         <w:rPr>
-          <w:rFonts w:ascii="Times New Roman" w:hAnsi="Times New Roman"/>
-          <w:sz w:val="22"/>
+          <w:rFonts w:ascii="Segoe UI" w:hAnsi="Segoe UI"/>
+          <w:sz w:val="21"/>
         </w:rPr>
         <w:t xml:space="preserve"> Cập nhật tên đơn vị (</w:t>
       </w:r>
       <w:r>
         <w:rPr>
-          <w:rFonts w:ascii="Times New Roman" w:hAnsi="Times New Roman"/>
+          <w:rFonts w:ascii="Consolas" w:hAnsi="Consolas"/>
           <w:color w:val="B42828"/>
-          <w:sz w:val="22"/>
+          <w:sz w:val="19"/>
         </w:rPr>
         <w:t>company_name</w:t>
       </w:r>
       <w:r>
         <w:rPr>
-          <w:rFonts w:ascii="Times New Roman" w:hAnsi="Times New Roman"/>
-          <w:sz w:val="22"/>
+          <w:rFonts w:ascii="Segoe UI" w:hAnsi="Segoe UI"/>
+          <w:sz w:val="21"/>
         </w:rPr>
         <w:t>), địa chỉ trụ sở (</w:t>
       </w:r>
       <w:r>
         <w:rPr>
-          <w:rFonts w:ascii="Times New Roman" w:hAnsi="Times New Roman"/>
+          <w:rFonts w:ascii="Consolas" w:hAnsi="Consolas"/>
           <w:color w:val="B42828"/>
-          <w:sz w:val="22"/>
+          <w:sz w:val="19"/>
         </w:rPr>
         <w:t>company_address</w:t>
       </w:r>
       <w:r>
         <w:rPr>
-          <w:rFonts w:ascii="Times New Roman" w:hAnsi="Times New Roman"/>
-          <w:sz w:val="22"/>
+          <w:rFonts w:ascii="Segoe UI" w:hAnsi="Segoe UI"/>
+          <w:sz w:val="21"/>
         </w:rPr>
         <w:t>), mô tả giới thiệu (</w:t>
       </w:r>
       <w:r>
         <w:rPr>
-          <w:rFonts w:ascii="Times New Roman" w:hAnsi="Times New Roman"/>
+          <w:rFonts w:ascii="Consolas" w:hAnsi="Consolas"/>
           <w:color w:val="B42828"/>
-          <w:sz w:val="22"/>
+          <w:sz w:val="19"/>
         </w:rPr>
         <w:t>bio</w:t>
       </w:r>
       <w:r>
         <w:rPr>
-          <w:rFonts w:ascii="Times New Roman" w:hAnsi="Times New Roman"/>
-          <w:sz w:val="22"/>
+          <w:rFonts w:ascii="Segoe UI" w:hAnsi="Segoe UI"/>
+          <w:sz w:val="21"/>
         </w:rPr>
         <w:t>).</w:t>
       </w:r>
@@ -960,13 +941,13 @@
     <w:p>
       <w:pPr>
         <w:pStyle w:val="Heading3"/>
-        <w:spacing w:before="160" w:after="60"/>
+        <w:spacing w:before="200" w:after="80"/>
       </w:pPr>
       <w:r>
         <w:rPr>
-          <w:rFonts w:ascii="Times New Roman" w:hAnsi="Times New Roman"/>
+          <w:rFonts w:ascii="Segoe UI" w:hAnsi="Segoe UI"/>
           <w:b/>
-          <w:color w:val="334155"/>
+          <w:color w:val="0F172A"/>
           <w:sz w:val="24"/>
         </w:rPr>
         <w:t>FR-03: Quản lý Danh mục ngành nghề (Job Categories)</w:t>
@@ -975,35 +956,33 @@
     <w:p>
       <w:pPr>
         <w:pStyle w:val="ListBullet"/>
-        <w:spacing w:after="60" w:before="0"/>
+        <w:spacing w:before="40" w:after="40" w:line="276" w:lineRule="auto"/>
       </w:pPr>
       <w:r>
         <w:rPr>
-          <w:rFonts w:ascii="Times New Roman" w:hAnsi="Times New Roman"/>
           <w:b/>
-          <w:sz w:val="22"/>
         </w:rPr>
         <w:t>FR-03.1 Xem danh mục:</w:t>
       </w:r>
       <w:r>
         <w:rPr>
-          <w:rFonts w:ascii="Times New Roman" w:hAnsi="Times New Roman"/>
-          <w:sz w:val="22"/>
+          <w:rFonts w:ascii="Segoe UI" w:hAnsi="Segoe UI"/>
+          <w:sz w:val="20"/>
         </w:rPr>
         <w:t xml:space="preserve"> Lấy danh sách tất cả ngành nghề việc làm kèm biểu tượng đại diện (</w:t>
       </w:r>
       <w:r>
         <w:rPr>
-          <w:rFonts w:ascii="Times New Roman" w:hAnsi="Times New Roman"/>
+          <w:rFonts w:ascii="Consolas" w:hAnsi="Consolas"/>
           <w:color w:val="B42828"/>
-          <w:sz w:val="22"/>
+          <w:sz w:val="19"/>
         </w:rPr>
         <w:t>GET /api/v1/categories</w:t>
       </w:r>
       <w:r>
         <w:rPr>
-          <w:rFonts w:ascii="Times New Roman" w:hAnsi="Times New Roman"/>
-          <w:sz w:val="22"/>
+          <w:rFonts w:ascii="Segoe UI" w:hAnsi="Segoe UI"/>
+          <w:sz w:val="20"/>
         </w:rPr>
         <w:t>).</w:t>
       </w:r>
@@ -1011,35 +990,33 @@
     <w:p>
       <w:pPr>
         <w:pStyle w:val="ListBullet"/>
-        <w:spacing w:after="60" w:before="0"/>
+        <w:spacing w:before="40" w:after="40" w:line="276" w:lineRule="auto"/>
       </w:pPr>
       <w:r>
         <w:rPr>
-          <w:rFonts w:ascii="Times New Roman" w:hAnsi="Times New Roman"/>
           <w:b/>
-          <w:sz w:val="22"/>
         </w:rPr>
         <w:t>FR-03.2 Chi tiết danh mục:</w:t>
       </w:r>
       <w:r>
         <w:rPr>
-          <w:rFonts w:ascii="Times New Roman" w:hAnsi="Times New Roman"/>
-          <w:sz w:val="22"/>
+          <w:rFonts w:ascii="Segoe UI" w:hAnsi="Segoe UI"/>
+          <w:sz w:val="20"/>
         </w:rPr>
         <w:t xml:space="preserve"> Tra cứu thông tin danh mục theo mã định danh (</w:t>
       </w:r>
       <w:r>
         <w:rPr>
-          <w:rFonts w:ascii="Times New Roman" w:hAnsi="Times New Roman"/>
+          <w:rFonts w:ascii="Consolas" w:hAnsi="Consolas"/>
           <w:color w:val="B42828"/>
-          <w:sz w:val="22"/>
+          <w:sz w:val="19"/>
         </w:rPr>
         <w:t>GET /api/v1/categories/{id}</w:t>
       </w:r>
       <w:r>
         <w:rPr>
-          <w:rFonts w:ascii="Times New Roman" w:hAnsi="Times New Roman"/>
-          <w:sz w:val="22"/>
+          <w:rFonts w:ascii="Segoe UI" w:hAnsi="Segoe UI"/>
+          <w:sz w:val="20"/>
         </w:rPr>
         <w:t>).</w:t>
       </w:r>
@@ -1047,13 +1024,13 @@
     <w:p>
       <w:pPr>
         <w:pStyle w:val="Heading3"/>
-        <w:spacing w:before="160" w:after="60"/>
+        <w:spacing w:before="200" w:after="80"/>
       </w:pPr>
       <w:r>
         <w:rPr>
-          <w:rFonts w:ascii="Times New Roman" w:hAnsi="Times New Roman"/>
+          <w:rFonts w:ascii="Segoe UI" w:hAnsi="Segoe UI"/>
           <w:b/>
-          <w:color w:val="334155"/>
+          <w:color w:val="0F172A"/>
           <w:sz w:val="24"/>
         </w:rPr>
         <w:t>FR-04: Quản lý Tin tuyển dụng (Job Management)</w:t>
@@ -1062,353 +1039,514 @@
     <w:p>
       <w:pPr>
         <w:pStyle w:val="ListBullet"/>
-        <w:spacing w:after="60" w:before="0"/>
+        <w:spacing w:before="40" w:after="40" w:line="276" w:lineRule="auto"/>
       </w:pPr>
       <w:r>
         <w:rPr>
-          <w:rFonts w:ascii="Times New Roman" w:hAnsi="Times New Roman"/>
           <w:b/>
-          <w:sz w:val="22"/>
         </w:rPr>
         <w:t>FR-04.1 Đăng tin việc làm:</w:t>
       </w:r>
       <w:r>
         <w:rPr>
-          <w:rFonts w:ascii="Times New Roman" w:hAnsi="Times New Roman"/>
-          <w:sz w:val="22"/>
+          <w:rFonts w:ascii="Segoe UI" w:hAnsi="Segoe UI"/>
+          <w:sz w:val="20"/>
         </w:rPr>
         <w:t xml:space="preserve"> Nhà tuyển dụng tạo tin mới gồm: Tiêu đề, mô tả, yêu cầu, danh mục, loại việc (</w:t>
       </w:r>
       <w:r>
         <w:rPr>
-          <w:rFonts w:ascii="Times New Roman" w:hAnsi="Times New Roman"/>
+          <w:rFonts w:ascii="Consolas" w:hAnsi="Consolas"/>
           <w:color w:val="B42828"/>
-          <w:sz w:val="22"/>
+          <w:sz w:val="19"/>
         </w:rPr>
         <w:t>PART_TIME</w:t>
       </w:r>
       <w:r>
         <w:rPr>
-          <w:rFonts w:ascii="Times New Roman" w:hAnsi="Times New Roman"/>
-          <w:sz w:val="22"/>
+          <w:rFonts w:ascii="Segoe UI" w:hAnsi="Segoe UI"/>
+          <w:sz w:val="20"/>
         </w:rPr>
         <w:t xml:space="preserve">, </w:t>
       </w:r>
       <w:r>
         <w:rPr>
-          <w:rFonts w:ascii="Times New Roman" w:hAnsi="Times New Roman"/>
+          <w:rFonts w:ascii="Consolas" w:hAnsi="Consolas"/>
           <w:color w:val="B42828"/>
-          <w:sz w:val="22"/>
+          <w:sz w:val="19"/>
         </w:rPr>
         <w:t>FREELANCE</w:t>
       </w:r>
       <w:r>
         <w:rPr>
-          <w:rFonts w:ascii="Times New Roman" w:hAnsi="Times New Roman"/>
-          <w:sz w:val="22"/>
+          <w:rFonts w:ascii="Segoe UI" w:hAnsi="Segoe UI"/>
+          <w:sz w:val="20"/>
         </w:rPr>
         <w:t xml:space="preserve">, </w:t>
       </w:r>
       <w:r>
         <w:rPr>
-          <w:rFonts w:ascii="Times New Roman" w:hAnsi="Times New Roman"/>
+          <w:rFonts w:ascii="Consolas" w:hAnsi="Consolas"/>
           <w:color w:val="B42828"/>
-          <w:sz w:val="22"/>
+          <w:sz w:val="19"/>
         </w:rPr>
         <w:t>INTERNSHIP</w:t>
       </w:r>
       <w:r>
         <w:rPr>
-          <w:rFonts w:ascii="Times New Roman" w:hAnsi="Times New Roman"/>
-          <w:sz w:val="22"/>
+          <w:rFonts w:ascii="Segoe UI" w:hAnsi="Segoe UI"/>
+          <w:sz w:val="20"/>
         </w:rPr>
         <w:t>), hình thức (</w:t>
       </w:r>
       <w:r>
         <w:rPr>
-          <w:rFonts w:ascii="Times New Roman" w:hAnsi="Times New Roman"/>
+          <w:rFonts w:ascii="Consolas" w:hAnsi="Consolas"/>
           <w:color w:val="B42828"/>
-          <w:sz w:val="22"/>
+          <w:sz w:val="19"/>
         </w:rPr>
         <w:t>ONSITE</w:t>
       </w:r>
       <w:r>
         <w:rPr>
-          <w:rFonts w:ascii="Times New Roman" w:hAnsi="Times New Roman"/>
-          <w:sz w:val="22"/>
+          <w:rFonts w:ascii="Segoe UI" w:hAnsi="Segoe UI"/>
+          <w:sz w:val="20"/>
         </w:rPr>
         <w:t xml:space="preserve">, </w:t>
       </w:r>
       <w:r>
         <w:rPr>
-          <w:rFonts w:ascii="Times New Roman" w:hAnsi="Times New Roman"/>
+          <w:rFonts w:ascii="Consolas" w:hAnsi="Consolas"/>
           <w:color w:val="B42828"/>
-          <w:sz w:val="22"/>
+          <w:sz w:val="19"/>
         </w:rPr>
         <w:t>REMOTE</w:t>
       </w:r>
       <w:r>
         <w:rPr>
-          <w:rFonts w:ascii="Times New Roman" w:hAnsi="Times New Roman"/>
-          <w:sz w:val="22"/>
+          <w:rFonts w:ascii="Segoe UI" w:hAnsi="Segoe UI"/>
+          <w:sz w:val="20"/>
         </w:rPr>
         <w:t xml:space="preserve">, </w:t>
       </w:r>
       <w:r>
         <w:rPr>
-          <w:rFonts w:ascii="Times New Roman" w:hAnsi="Times New Roman"/>
+          <w:rFonts w:ascii="Consolas" w:hAnsi="Consolas"/>
           <w:color w:val="B42828"/>
-          <w:sz w:val="22"/>
+          <w:sz w:val="19"/>
         </w:rPr>
         <w:t>HYBRID</w:t>
       </w:r>
       <w:r>
         <w:rPr>
-          <w:rFonts w:ascii="Times New Roman" w:hAnsi="Times New Roman"/>
-          <w:sz w:val="22"/>
+          <w:rFonts w:ascii="Segoe UI" w:hAnsi="Segoe UI"/>
+          <w:sz w:val="20"/>
         </w:rPr>
-        <w:t>), địa điểm, loại lương (</w:t>
+        <w:t>), địa điểm (</w:t>
       </w:r>
       <w:r>
         <w:rPr>
-          <w:rFonts w:ascii="Times New Roman" w:hAnsi="Times New Roman"/>
+          <w:rFonts w:ascii="Consolas" w:hAnsi="Consolas"/>
           <w:color w:val="B42828"/>
-          <w:sz w:val="22"/>
+          <w:sz w:val="19"/>
+        </w:rPr>
+        <w:t>location</w:t>
+      </w:r>
+      <w:r>
+        <w:rPr>
+          <w:rFonts w:ascii="Segoe UI" w:hAnsi="Segoe UI"/>
+          <w:sz w:val="20"/>
+        </w:rPr>
+        <w:t>), tỉnh/thành phố (</w:t>
+      </w:r>
+      <w:r>
+        <w:rPr>
+          <w:rFonts w:ascii="Consolas" w:hAnsi="Consolas"/>
+          <w:color w:val="B42828"/>
+          <w:sz w:val="19"/>
+        </w:rPr>
+        <w:t>province</w:t>
+      </w:r>
+      <w:r>
+        <w:rPr>
+          <w:rFonts w:ascii="Segoe UI" w:hAnsi="Segoe UI"/>
+          <w:sz w:val="20"/>
+        </w:rPr>
+        <w:t>), loại lương (</w:t>
+      </w:r>
+      <w:r>
+        <w:rPr>
+          <w:rFonts w:ascii="Consolas" w:hAnsi="Consolas"/>
+          <w:color w:val="B42828"/>
+          <w:sz w:val="19"/>
         </w:rPr>
         <w:t>HOURLY</w:t>
       </w:r>
       <w:r>
         <w:rPr>
-          <w:rFonts w:ascii="Times New Roman" w:hAnsi="Times New Roman"/>
-          <w:sz w:val="22"/>
+          <w:rFonts w:ascii="Segoe UI" w:hAnsi="Segoe UI"/>
+          <w:sz w:val="20"/>
         </w:rPr>
         <w:t xml:space="preserve">, </w:t>
       </w:r>
       <w:r>
         <w:rPr>
-          <w:rFonts w:ascii="Times New Roman" w:hAnsi="Times New Roman"/>
+          <w:rFonts w:ascii="Consolas" w:hAnsi="Consolas"/>
           <w:color w:val="B42828"/>
-          <w:sz w:val="22"/>
+          <w:sz w:val="19"/>
         </w:rPr>
         <w:t>FIXED_PROJECT</w:t>
       </w:r>
       <w:r>
         <w:rPr>
-          <w:rFonts w:ascii="Times New Roman" w:hAnsi="Times New Roman"/>
-          <w:sz w:val="22"/>
+          <w:rFonts w:ascii="Segoe UI" w:hAnsi="Segoe UI"/>
+          <w:sz w:val="20"/>
         </w:rPr>
         <w:t xml:space="preserve">, </w:t>
       </w:r>
       <w:r>
         <w:rPr>
-          <w:rFonts w:ascii="Times New Roman" w:hAnsi="Times New Roman"/>
+          <w:rFonts w:ascii="Consolas" w:hAnsi="Consolas"/>
           <w:color w:val="B42828"/>
-          <w:sz w:val="22"/>
+          <w:sz w:val="19"/>
         </w:rPr>
         <w:t>MONTHLY</w:t>
       </w:r>
       <w:r>
         <w:rPr>
-          <w:rFonts w:ascii="Times New Roman" w:hAnsi="Times New Roman"/>
-          <w:sz w:val="22"/>
+          <w:rFonts w:ascii="Segoe UI" w:hAnsi="Segoe UI"/>
+          <w:sz w:val="20"/>
         </w:rPr>
-        <w:t>), số tiền lương, số lượng cần tuyển, hạn nộp hồ sơ.</w:t>
+        <w:t>), số tiền lương (</w:t>
+      </w:r>
+      <w:r>
+        <w:rPr>
+          <w:rFonts w:ascii="Consolas" w:hAnsi="Consolas"/>
+          <w:color w:val="B42828"/>
+          <w:sz w:val="19"/>
+        </w:rPr>
+        <w:t>salaryAmount</w:t>
+      </w:r>
+      <w:r>
+        <w:rPr>
+          <w:rFonts w:ascii="Segoe UI" w:hAnsi="Segoe UI"/>
+          <w:sz w:val="20"/>
+        </w:rPr>
+        <w:t>), thù lao hiển thị (</w:t>
+      </w:r>
+      <w:r>
+        <w:rPr>
+          <w:rFonts w:ascii="Consolas" w:hAnsi="Consolas"/>
+          <w:color w:val="B42828"/>
+          <w:sz w:val="19"/>
+        </w:rPr>
+        <w:t>salaryText</w:t>
+      </w:r>
+      <w:r>
+        <w:rPr>
+          <w:rFonts w:ascii="Segoe UI" w:hAnsi="Segoe UI"/>
+          <w:sz w:val="20"/>
+        </w:rPr>
+        <w:t>), thời gian làm việc/ca kíp (</w:t>
+      </w:r>
+      <w:r>
+        <w:rPr>
+          <w:rFonts w:ascii="Consolas" w:hAnsi="Consolas"/>
+          <w:color w:val="B42828"/>
+          <w:sz w:val="19"/>
+        </w:rPr>
+        <w:t>workingHours</w:t>
+      </w:r>
+      <w:r>
+        <w:rPr>
+          <w:rFonts w:ascii="Segoe UI" w:hAnsi="Segoe UI"/>
+          <w:sz w:val="20"/>
+        </w:rPr>
+        <w:t>), quyền lợi (</w:t>
+      </w:r>
+      <w:r>
+        <w:rPr>
+          <w:rFonts w:ascii="Consolas" w:hAnsi="Consolas"/>
+          <w:color w:val="B42828"/>
+          <w:sz w:val="19"/>
+        </w:rPr>
+        <w:t>benefits</w:t>
+      </w:r>
+      <w:r>
+        <w:rPr>
+          <w:rFonts w:ascii="Segoe UI" w:hAnsi="Segoe UI"/>
+          <w:sz w:val="20"/>
+        </w:rPr>
+        <w:t>), gắn nhãn việc làm phù hợp sinh viên (</w:t>
+      </w:r>
+      <w:r>
+        <w:rPr>
+          <w:rFonts w:ascii="Consolas" w:hAnsi="Consolas"/>
+          <w:color w:val="B42828"/>
+          <w:sz w:val="19"/>
+        </w:rPr>
+        <w:t>studentFriendly</w:t>
+      </w:r>
+      <w:r>
+        <w:rPr>
+          <w:rFonts w:ascii="Segoe UI" w:hAnsi="Segoe UI"/>
+          <w:sz w:val="20"/>
+        </w:rPr>
+        <w:t>), số lượng cần tuyển, hạn nộp hồ sơ.</w:t>
       </w:r>
     </w:p>
     <w:p>
       <w:pPr>
         <w:pStyle w:val="ListBullet"/>
-        <w:spacing w:after="60" w:before="0"/>
+        <w:spacing w:before="40" w:after="40" w:line="276" w:lineRule="auto"/>
       </w:pPr>
       <w:r>
         <w:rPr>
-          <w:rFonts w:ascii="Times New Roman" w:hAnsi="Times New Roman"/>
           <w:b/>
-          <w:sz w:val="22"/>
         </w:rPr>
-        <w:t>FR-04.2 Tìm kiếm &amp; Lọc việc làm:</w:t>
+        <w:t>FR-04.2 Tìm kiếm &amp; Lọc việc làm đa chiều:</w:t>
       </w:r>
       <w:r>
         <w:rPr>
-          <w:rFonts w:ascii="Times New Roman" w:hAnsi="Times New Roman"/>
-          <w:sz w:val="22"/>
+          <w:rFonts w:ascii="Segoe UI" w:hAnsi="Segoe UI"/>
+          <w:sz w:val="20"/>
         </w:rPr>
         <w:t xml:space="preserve"> Lọc đa điều kiện theo từ khóa (</w:t>
       </w:r>
       <w:r>
         <w:rPr>
-          <w:rFonts w:ascii="Times New Roman" w:hAnsi="Times New Roman"/>
+          <w:rFonts w:ascii="Consolas" w:hAnsi="Consolas"/>
           <w:color w:val="B42828"/>
-          <w:sz w:val="22"/>
+          <w:sz w:val="19"/>
         </w:rPr>
         <w:t>keyword</w:t>
       </w:r>
       <w:r>
         <w:rPr>
-          <w:rFonts w:ascii="Times New Roman" w:hAnsi="Times New Roman"/>
-          <w:sz w:val="22"/>
+          <w:rFonts w:ascii="Segoe UI" w:hAnsi="Segoe UI"/>
+          <w:sz w:val="20"/>
         </w:rPr>
         <w:t>), danh mục (</w:t>
       </w:r>
       <w:r>
         <w:rPr>
-          <w:rFonts w:ascii="Times New Roman" w:hAnsi="Times New Roman"/>
+          <w:rFonts w:ascii="Consolas" w:hAnsi="Consolas"/>
           <w:color w:val="B42828"/>
-          <w:sz w:val="22"/>
+          <w:sz w:val="19"/>
         </w:rPr>
         <w:t>categoryId</w:t>
       </w:r>
       <w:r>
         <w:rPr>
-          <w:rFonts w:ascii="Times New Roman" w:hAnsi="Times New Roman"/>
-          <w:sz w:val="22"/>
+          <w:rFonts w:ascii="Segoe UI" w:hAnsi="Segoe UI"/>
+          <w:sz w:val="20"/>
         </w:rPr>
         <w:t>), loại công việc (</w:t>
       </w:r>
       <w:r>
         <w:rPr>
-          <w:rFonts w:ascii="Times New Roman" w:hAnsi="Times New Roman"/>
+          <w:rFonts w:ascii="Consolas" w:hAnsi="Consolas"/>
           <w:color w:val="B42828"/>
-          <w:sz w:val="22"/>
+          <w:sz w:val="19"/>
         </w:rPr>
         <w:t>jobType</w:t>
       </w:r>
       <w:r>
         <w:rPr>
-          <w:rFonts w:ascii="Times New Roman" w:hAnsi="Times New Roman"/>
-          <w:sz w:val="22"/>
+          <w:rFonts w:ascii="Segoe UI" w:hAnsi="Segoe UI"/>
+          <w:sz w:val="20"/>
         </w:rPr>
         <w:t>), hình thức làm việc (</w:t>
       </w:r>
       <w:r>
         <w:rPr>
-          <w:rFonts w:ascii="Times New Roman" w:hAnsi="Times New Roman"/>
+          <w:rFonts w:ascii="Consolas" w:hAnsi="Consolas"/>
           <w:color w:val="B42828"/>
-          <w:sz w:val="22"/>
+          <w:sz w:val="19"/>
         </w:rPr>
         <w:t>workMode</w:t>
       </w:r>
       <w:r>
         <w:rPr>
-          <w:rFonts w:ascii="Times New Roman" w:hAnsi="Times New Roman"/>
-          <w:sz w:val="22"/>
+          <w:rFonts w:ascii="Segoe UI" w:hAnsi="Segoe UI"/>
+          <w:sz w:val="20"/>
+        </w:rPr>
+        <w:t>), tỉnh/thành phố (</w:t>
+      </w:r>
+      <w:r>
+        <w:rPr>
+          <w:rFonts w:ascii="Consolas" w:hAnsi="Consolas"/>
+          <w:color w:val="B42828"/>
+          <w:sz w:val="19"/>
+        </w:rPr>
+        <w:t>province</w:t>
+      </w:r>
+      <w:r>
+        <w:rPr>
+          <w:rFonts w:ascii="Segoe UI" w:hAnsi="Segoe UI"/>
+          <w:sz w:val="20"/>
+        </w:rPr>
+        <w:t>), nhãn phù hợp sinh viên (</w:t>
+      </w:r>
+      <w:r>
+        <w:rPr>
+          <w:rFonts w:ascii="Consolas" w:hAnsi="Consolas"/>
+          <w:color w:val="B42828"/>
+          <w:sz w:val="19"/>
+        </w:rPr>
+        <w:t>studentFriendly</w:t>
+      </w:r>
+      <w:r>
+        <w:rPr>
+          <w:rFonts w:ascii="Segoe UI" w:hAnsi="Segoe UI"/>
+          <w:sz w:val="20"/>
         </w:rPr>
         <w:t>) và trạng thái tin (</w:t>
       </w:r>
       <w:r>
         <w:rPr>
-          <w:rFonts w:ascii="Times New Roman" w:hAnsi="Times New Roman"/>
+          <w:rFonts w:ascii="Consolas" w:hAnsi="Consolas"/>
           <w:color w:val="B42828"/>
-          <w:sz w:val="22"/>
+          <w:sz w:val="19"/>
         </w:rPr>
         <w:t>status</w:t>
       </w:r>
       <w:r>
         <w:rPr>
-          <w:rFonts w:ascii="Times New Roman" w:hAnsi="Times New Roman"/>
-          <w:sz w:val="22"/>
+          <w:rFonts w:ascii="Segoe UI" w:hAnsi="Segoe UI"/>
+          <w:sz w:val="20"/>
         </w:rPr>
-        <w:t>).</w:t>
+        <w:t>). Hỗ trợ phân trang hiệu năng cao trên tập dữ liệu lớn (1.450+ việc làm).</w:t>
       </w:r>
     </w:p>
     <w:p>
       <w:pPr>
         <w:pStyle w:val="ListBullet"/>
-        <w:spacing w:after="60" w:before="0"/>
+        <w:spacing w:before="40" w:after="40" w:line="276" w:lineRule="auto"/>
       </w:pPr>
       <w:r>
         <w:rPr>
-          <w:rFonts w:ascii="Times New Roman" w:hAnsi="Times New Roman"/>
           <w:b/>
-          <w:sz w:val="22"/>
         </w:rPr>
-        <w:t>FR-04.3 Xem chi tiết tin:</w:t>
+        <w:t>FR-04.3 Tra cứu danh sách tỉnh thành:</w:t>
       </w:r>
       <w:r>
         <w:rPr>
-          <w:rFonts w:ascii="Times New Roman" w:hAnsi="Times New Roman"/>
-          <w:sz w:val="22"/>
+          <w:rFonts w:ascii="Segoe UI" w:hAnsi="Segoe UI"/>
+          <w:sz w:val="20"/>
         </w:rPr>
-        <w:t xml:space="preserve"> Xem thông tin công việc, thông tin liên hệ của NTD, số lượng ứng tuyển hiện tại.</w:t>
+        <w:t xml:space="preserve"> API </w:t>
+      </w:r>
+      <w:r>
+        <w:rPr>
+          <w:rFonts w:ascii="Consolas" w:hAnsi="Consolas"/>
+          <w:color w:val="B42828"/>
+          <w:sz w:val="19"/>
+        </w:rPr>
+        <w:t>GET /api/v1/jobs/provinces</w:t>
+      </w:r>
+      <w:r>
+        <w:rPr>
+          <w:rFonts w:ascii="Segoe UI" w:hAnsi="Segoe UI"/>
+          <w:sz w:val="20"/>
+        </w:rPr>
+        <w:t xml:space="preserve"> cung cấp danh sách động các tỉnh/thành phố đang có tin tuyển dụng thực tế trên sàn.</w:t>
       </w:r>
     </w:p>
     <w:p>
       <w:pPr>
         <w:pStyle w:val="ListBullet"/>
-        <w:spacing w:after="60" w:before="0"/>
+        <w:spacing w:before="40" w:after="40" w:line="276" w:lineRule="auto"/>
       </w:pPr>
       <w:r>
         <w:rPr>
-          <w:rFonts w:ascii="Times New Roman" w:hAnsi="Times New Roman"/>
           <w:b/>
-          <w:sz w:val="22"/>
         </w:rPr>
-        <w:t>FR-04.4 Chuyển đổi trạng thái tin:</w:t>
+        <w:t>FR-04.4 Xem chi tiết tin:</w:t>
       </w:r>
       <w:r>
         <w:rPr>
-          <w:rFonts w:ascii="Times New Roman" w:hAnsi="Times New Roman"/>
-          <w:sz w:val="22"/>
+          <w:rFonts w:ascii="Segoe UI" w:hAnsi="Segoe UI"/>
+          <w:sz w:val="20"/>
+        </w:rPr>
+        <w:t xml:space="preserve"> Xem thông tin công việc, thời gian làm ca kíp, quyền lợi sinh viên, thông tin liên hệ của NTD, số lượng ứng tuyển hiện tại.</w:t>
+      </w:r>
+    </w:p>
+    <w:p>
+      <w:pPr>
+        <w:pStyle w:val="ListBullet"/>
+        <w:spacing w:before="40" w:after="40" w:line="276" w:lineRule="auto"/>
+      </w:pPr>
+      <w:r>
+        <w:rPr>
+          <w:b/>
+        </w:rPr>
+        <w:t>FR-04.5 Chuyển đổi trạng thái tin:</w:t>
+      </w:r>
+      <w:r>
+        <w:rPr>
+          <w:rFonts w:ascii="Segoe UI" w:hAnsi="Segoe UI"/>
+          <w:sz w:val="20"/>
         </w:rPr>
         <w:t xml:space="preserve"> NTD sở hữu tin cập nhật vòng đời tin: </w:t>
       </w:r>
       <w:r>
         <w:rPr>
-          <w:rFonts w:ascii="Times New Roman" w:hAnsi="Times New Roman"/>
+          <w:rFonts w:ascii="Consolas" w:hAnsi="Consolas"/>
           <w:color w:val="B42828"/>
-          <w:sz w:val="22"/>
+          <w:sz w:val="19"/>
         </w:rPr>
         <w:t>OPEN</w:t>
       </w:r>
       <w:r>
         <w:rPr>
-          <w:rFonts w:ascii="Times New Roman" w:hAnsi="Times New Roman"/>
-          <w:sz w:val="22"/>
+          <w:rFonts w:ascii="Segoe UI" w:hAnsi="Segoe UI"/>
+          <w:sz w:val="20"/>
         </w:rPr>
         <w:t xml:space="preserve"> ➔ </w:t>
       </w:r>
       <w:r>
         <w:rPr>
-          <w:rFonts w:ascii="Times New Roman" w:hAnsi="Times New Roman"/>
+          <w:rFonts w:ascii="Consolas" w:hAnsi="Consolas"/>
           <w:color w:val="B42828"/>
-          <w:sz w:val="22"/>
+          <w:sz w:val="19"/>
         </w:rPr>
         <w:t>IN_PROGRESS</w:t>
       </w:r>
       <w:r>
         <w:rPr>
-          <w:rFonts w:ascii="Times New Roman" w:hAnsi="Times New Roman"/>
-          <w:sz w:val="22"/>
+          <w:rFonts w:ascii="Segoe UI" w:hAnsi="Segoe UI"/>
+          <w:sz w:val="20"/>
         </w:rPr>
         <w:t xml:space="preserve"> ➔ </w:t>
       </w:r>
       <w:r>
         <w:rPr>
-          <w:rFonts w:ascii="Times New Roman" w:hAnsi="Times New Roman"/>
+          <w:rFonts w:ascii="Consolas" w:hAnsi="Consolas"/>
           <w:color w:val="B42828"/>
-          <w:sz w:val="22"/>
+          <w:sz w:val="19"/>
         </w:rPr>
         <w:t>COMPLETED</w:t>
       </w:r>
       <w:r>
         <w:rPr>
-          <w:rFonts w:ascii="Times New Roman" w:hAnsi="Times New Roman"/>
-          <w:sz w:val="22"/>
+          <w:rFonts w:ascii="Segoe UI" w:hAnsi="Segoe UI"/>
+          <w:sz w:val="20"/>
         </w:rPr>
         <w:t xml:space="preserve"> ➔ </w:t>
       </w:r>
       <w:r>
         <w:rPr>
-          <w:rFonts w:ascii="Times New Roman" w:hAnsi="Times New Roman"/>
+          <w:rFonts w:ascii="Consolas" w:hAnsi="Consolas"/>
           <w:color w:val="B42828"/>
-          <w:sz w:val="22"/>
+          <w:sz w:val="19"/>
         </w:rPr>
         <w:t>CLOSED</w:t>
       </w:r>
       <w:r>
         <w:rPr>
-          <w:rFonts w:ascii="Times New Roman" w:hAnsi="Times New Roman"/>
-          <w:sz w:val="22"/>
+          <w:rFonts w:ascii="Segoe UI" w:hAnsi="Segoe UI"/>
+          <w:sz w:val="20"/>
         </w:rPr>
         <w:t>.</w:t>
       </w:r>
@@ -1416,35 +1554,33 @@
     <w:p>
       <w:pPr>
         <w:pStyle w:val="ListBullet"/>
-        <w:spacing w:after="60" w:before="0"/>
+        <w:spacing w:before="40" w:after="40" w:line="276" w:lineRule="auto"/>
       </w:pPr>
       <w:r>
         <w:rPr>
-          <w:rFonts w:ascii="Times New Roman" w:hAnsi="Times New Roman"/>
           <w:b/>
-          <w:sz w:val="22"/>
         </w:rPr>
-        <w:t>FR-04.5 Quản lý tin của tôi:</w:t>
+        <w:t>FR-04.6 Quản lý tin của tôi:</w:t>
       </w:r>
       <w:r>
         <w:rPr>
-          <w:rFonts w:ascii="Times New Roman" w:hAnsi="Times New Roman"/>
-          <w:sz w:val="22"/>
+          <w:rFonts w:ascii="Segoe UI" w:hAnsi="Segoe UI"/>
+          <w:sz w:val="20"/>
         </w:rPr>
         <w:t xml:space="preserve"> NTD xem danh sách toàn bộ các tin do chính tài khoản mình đăng tải (</w:t>
       </w:r>
       <w:r>
         <w:rPr>
-          <w:rFonts w:ascii="Times New Roman" w:hAnsi="Times New Roman"/>
+          <w:rFonts w:ascii="Consolas" w:hAnsi="Consolas"/>
           <w:color w:val="B42828"/>
-          <w:sz w:val="22"/>
+          <w:sz w:val="19"/>
         </w:rPr>
         <w:t>GET /api/v1/jobs/my-jobs</w:t>
       </w:r>
       <w:r>
         <w:rPr>
-          <w:rFonts w:ascii="Times New Roman" w:hAnsi="Times New Roman"/>
-          <w:sz w:val="22"/>
+          <w:rFonts w:ascii="Segoe UI" w:hAnsi="Segoe UI"/>
+          <w:sz w:val="20"/>
         </w:rPr>
         <w:t>).</w:t>
       </w:r>
@@ -1452,13 +1588,13 @@
     <w:p>
       <w:pPr>
         <w:pStyle w:val="Heading3"/>
-        <w:spacing w:before="160" w:after="60"/>
+        <w:spacing w:before="200" w:after="80"/>
       </w:pPr>
       <w:r>
         <w:rPr>
-          <w:rFonts w:ascii="Times New Roman" w:hAnsi="Times New Roman"/>
+          <w:rFonts w:ascii="Segoe UI" w:hAnsi="Segoe UI"/>
           <w:b/>
-          <w:color w:val="334155"/>
+          <w:color w:val="0F172A"/>
           <w:sz w:val="24"/>
         </w:rPr>
         <w:t>FR-05: Quản lý Đơn ứng tuyển (Application Management)</w:t>
@@ -1467,65 +1603,63 @@
     <w:p>
       <w:pPr>
         <w:pStyle w:val="ListBullet"/>
-        <w:spacing w:after="60" w:before="0"/>
+        <w:spacing w:before="40" w:after="40" w:line="276" w:lineRule="auto"/>
       </w:pPr>
       <w:r>
         <w:rPr>
-          <w:rFonts w:ascii="Times New Roman" w:hAnsi="Times New Roman"/>
           <w:b/>
-          <w:sz w:val="22"/>
         </w:rPr>
         <w:t>FR-05.1 Nộp hồ sơ ứng tuyển:</w:t>
       </w:r>
       <w:r>
         <w:rPr>
-          <w:rFonts w:ascii="Times New Roman" w:hAnsi="Times New Roman"/>
-          <w:sz w:val="22"/>
+          <w:rFonts w:ascii="Segoe UI" w:hAnsi="Segoe UI"/>
+          <w:sz w:val="20"/>
         </w:rPr>
         <w:t xml:space="preserve"> Sinh viên nộp đơn cho tin đang mở (</w:t>
       </w:r>
       <w:r>
         <w:rPr>
-          <w:rFonts w:ascii="Times New Roman" w:hAnsi="Times New Roman"/>
+          <w:rFonts w:ascii="Consolas" w:hAnsi="Consolas"/>
           <w:color w:val="B42828"/>
-          <w:sz w:val="22"/>
+          <w:sz w:val="19"/>
         </w:rPr>
         <w:t>OPEN</w:t>
       </w:r>
       <w:r>
         <w:rPr>
-          <w:rFonts w:ascii="Times New Roman" w:hAnsi="Times New Roman"/>
-          <w:sz w:val="22"/>
+          <w:rFonts w:ascii="Segoe UI" w:hAnsi="Segoe UI"/>
+          <w:sz w:val="20"/>
         </w:rPr>
         <w:t>), gửi kèm thư giới thiệu (</w:t>
       </w:r>
       <w:r>
         <w:rPr>
-          <w:rFonts w:ascii="Times New Roman" w:hAnsi="Times New Roman"/>
+          <w:rFonts w:ascii="Consolas" w:hAnsi="Consolas"/>
           <w:color w:val="B42828"/>
-          <w:sz w:val="22"/>
+          <w:sz w:val="19"/>
         </w:rPr>
         <w:t>coverLetter</w:t>
       </w:r>
       <w:r>
         <w:rPr>
-          <w:rFonts w:ascii="Times New Roman" w:hAnsi="Times New Roman"/>
-          <w:sz w:val="22"/>
+          <w:rFonts w:ascii="Segoe UI" w:hAnsi="Segoe UI"/>
+          <w:sz w:val="20"/>
         </w:rPr>
         <w:t>) và liên kết CV (</w:t>
       </w:r>
       <w:r>
         <w:rPr>
-          <w:rFonts w:ascii="Times New Roman" w:hAnsi="Times New Roman"/>
+          <w:rFonts w:ascii="Consolas" w:hAnsi="Consolas"/>
           <w:color w:val="B42828"/>
-          <w:sz w:val="22"/>
+          <w:sz w:val="19"/>
         </w:rPr>
         <w:t>cvUrl</w:t>
       </w:r>
       <w:r>
         <w:rPr>
-          <w:rFonts w:ascii="Times New Roman" w:hAnsi="Times New Roman"/>
-          <w:sz w:val="22"/>
+          <w:rFonts w:ascii="Segoe UI" w:hAnsi="Segoe UI"/>
+          <w:sz w:val="20"/>
         </w:rPr>
         <w:t>). Hệ thống ràng buộc mỗi sinh viên chỉ được nộp 1 đơn/tin.</w:t>
       </w:r>
@@ -1533,80 +1667,78 @@
     <w:p>
       <w:pPr>
         <w:pStyle w:val="ListBullet"/>
-        <w:spacing w:after="60" w:before="0"/>
+        <w:spacing w:before="40" w:after="40" w:line="276" w:lineRule="auto"/>
       </w:pPr>
       <w:r>
         <w:rPr>
-          <w:rFonts w:ascii="Times New Roman" w:hAnsi="Times New Roman"/>
           <w:b/>
-          <w:sz w:val="22"/>
         </w:rPr>
         <w:t>FR-05.2 Theo dõi đơn của tôi:</w:t>
       </w:r>
       <w:r>
         <w:rPr>
-          <w:rFonts w:ascii="Times New Roman" w:hAnsi="Times New Roman"/>
-          <w:sz w:val="22"/>
+          <w:rFonts w:ascii="Segoe UI" w:hAnsi="Segoe UI"/>
+          <w:sz w:val="20"/>
         </w:rPr>
         <w:t xml:space="preserve"> Sinh viên xem danh sách các công việc đã nộp kèm trạng thái duyệt thời gian thực (</w:t>
       </w:r>
       <w:r>
         <w:rPr>
-          <w:rFonts w:ascii="Times New Roman" w:hAnsi="Times New Roman"/>
+          <w:rFonts w:ascii="Consolas" w:hAnsi="Consolas"/>
           <w:color w:val="B42828"/>
-          <w:sz w:val="22"/>
+          <w:sz w:val="19"/>
         </w:rPr>
         <w:t>PENDING</w:t>
       </w:r>
       <w:r>
         <w:rPr>
-          <w:rFonts w:ascii="Times New Roman" w:hAnsi="Times New Roman"/>
-          <w:sz w:val="22"/>
+          <w:rFonts w:ascii="Segoe UI" w:hAnsi="Segoe UI"/>
+          <w:sz w:val="20"/>
         </w:rPr>
         <w:t xml:space="preserve">, </w:t>
       </w:r>
       <w:r>
         <w:rPr>
-          <w:rFonts w:ascii="Times New Roman" w:hAnsi="Times New Roman"/>
+          <w:rFonts w:ascii="Consolas" w:hAnsi="Consolas"/>
           <w:color w:val="B42828"/>
-          <w:sz w:val="22"/>
+          <w:sz w:val="19"/>
         </w:rPr>
         <w:t>REVIEWING</w:t>
       </w:r>
       <w:r>
         <w:rPr>
-          <w:rFonts w:ascii="Times New Roman" w:hAnsi="Times New Roman"/>
-          <w:sz w:val="22"/>
+          <w:rFonts w:ascii="Segoe UI" w:hAnsi="Segoe UI"/>
+          <w:sz w:val="20"/>
         </w:rPr>
         <w:t xml:space="preserve">, </w:t>
       </w:r>
       <w:r>
         <w:rPr>
-          <w:rFonts w:ascii="Times New Roman" w:hAnsi="Times New Roman"/>
+          <w:rFonts w:ascii="Consolas" w:hAnsi="Consolas"/>
           <w:color w:val="B42828"/>
-          <w:sz w:val="22"/>
+          <w:sz w:val="19"/>
         </w:rPr>
         <w:t>ACCEPTED</w:t>
       </w:r>
       <w:r>
         <w:rPr>
-          <w:rFonts w:ascii="Times New Roman" w:hAnsi="Times New Roman"/>
-          <w:sz w:val="22"/>
+          <w:rFonts w:ascii="Segoe UI" w:hAnsi="Segoe UI"/>
+          <w:sz w:val="20"/>
         </w:rPr>
         <w:t xml:space="preserve">, </w:t>
       </w:r>
       <w:r>
         <w:rPr>
-          <w:rFonts w:ascii="Times New Roman" w:hAnsi="Times New Roman"/>
+          <w:rFonts w:ascii="Consolas" w:hAnsi="Consolas"/>
           <w:color w:val="B42828"/>
-          <w:sz w:val="22"/>
+          <w:sz w:val="19"/>
         </w:rPr>
         <w:t>REJECTED</w:t>
       </w:r>
       <w:r>
         <w:rPr>
-          <w:rFonts w:ascii="Times New Roman" w:hAnsi="Times New Roman"/>
-          <w:sz w:val="22"/>
+          <w:rFonts w:ascii="Segoe UI" w:hAnsi="Segoe UI"/>
+          <w:sz w:val="20"/>
         </w:rPr>
         <w:t>) và lý do từ chối nếu có.</w:t>
       </w:r>
@@ -1614,20 +1746,18 @@
     <w:p>
       <w:pPr>
         <w:pStyle w:val="ListBullet"/>
-        <w:spacing w:after="60" w:before="0"/>
+        <w:spacing w:before="40" w:after="40" w:line="276" w:lineRule="auto"/>
       </w:pPr>
       <w:r>
         <w:rPr>
-          <w:rFonts w:ascii="Times New Roman" w:hAnsi="Times New Roman"/>
           <w:b/>
-          <w:sz w:val="22"/>
         </w:rPr>
         <w:t>FR-05.3 Quản lý ứng viên theo tin:</w:t>
       </w:r>
       <w:r>
         <w:rPr>
-          <w:rFonts w:ascii="Times New Roman" w:hAnsi="Times New Roman"/>
-          <w:sz w:val="22"/>
+          <w:rFonts w:ascii="Segoe UI" w:hAnsi="Segoe UI"/>
+          <w:sz w:val="20"/>
         </w:rPr>
         <w:t xml:space="preserve"> NTD xem toàn bộ danh sách hồ sơ nộp vào tin của mình, xem link CV và thư giới thiệu.</w:t>
       </w:r>
@@ -1635,65 +1765,63 @@
     <w:p>
       <w:pPr>
         <w:pStyle w:val="ListBullet"/>
-        <w:spacing w:after="60" w:before="0"/>
+        <w:spacing w:before="40" w:after="40" w:line="276" w:lineRule="auto"/>
       </w:pPr>
       <w:r>
         <w:rPr>
-          <w:rFonts w:ascii="Times New Roman" w:hAnsi="Times New Roman"/>
           <w:b/>
-          <w:sz w:val="22"/>
         </w:rPr>
         <w:t>FR-05.4 Xét duyệt hồ sơ:</w:t>
       </w:r>
       <w:r>
         <w:rPr>
-          <w:rFonts w:ascii="Times New Roman" w:hAnsi="Times New Roman"/>
-          <w:sz w:val="22"/>
+          <w:rFonts w:ascii="Segoe UI" w:hAnsi="Segoe UI"/>
+          <w:sz w:val="20"/>
         </w:rPr>
         <w:t xml:space="preserve"> NTD cập nhật trạng thái đơn: Chấp thuận (</w:t>
       </w:r>
       <w:r>
         <w:rPr>
-          <w:rFonts w:ascii="Times New Roman" w:hAnsi="Times New Roman"/>
+          <w:rFonts w:ascii="Consolas" w:hAnsi="Consolas"/>
           <w:color w:val="B42828"/>
-          <w:sz w:val="22"/>
+          <w:sz w:val="19"/>
         </w:rPr>
         <w:t>ACCEPTED</w:t>
       </w:r>
       <w:r>
         <w:rPr>
-          <w:rFonts w:ascii="Times New Roman" w:hAnsi="Times New Roman"/>
-          <w:sz w:val="22"/>
+          <w:rFonts w:ascii="Segoe UI" w:hAnsi="Segoe UI"/>
+          <w:sz w:val="20"/>
         </w:rPr>
         <w:t>) hoặc Từ chối (</w:t>
       </w:r>
       <w:r>
         <w:rPr>
-          <w:rFonts w:ascii="Times New Roman" w:hAnsi="Times New Roman"/>
+          <w:rFonts w:ascii="Consolas" w:hAnsi="Consolas"/>
           <w:color w:val="B42828"/>
-          <w:sz w:val="22"/>
+          <w:sz w:val="19"/>
         </w:rPr>
         <w:t>REJECTED</w:t>
       </w:r>
       <w:r>
         <w:rPr>
-          <w:rFonts w:ascii="Times New Roman" w:hAnsi="Times New Roman"/>
-          <w:sz w:val="22"/>
+          <w:rFonts w:ascii="Segoe UI" w:hAnsi="Segoe UI"/>
+          <w:sz w:val="20"/>
         </w:rPr>
         <w:t>) kèm lý do cụ thể (</w:t>
       </w:r>
       <w:r>
         <w:rPr>
-          <w:rFonts w:ascii="Times New Roman" w:hAnsi="Times New Roman"/>
+          <w:rFonts w:ascii="Consolas" w:hAnsi="Consolas"/>
           <w:color w:val="B42828"/>
-          <w:sz w:val="22"/>
+          <w:sz w:val="19"/>
         </w:rPr>
         <w:t>rejectionReason</w:t>
       </w:r>
       <w:r>
         <w:rPr>
-          <w:rFonts w:ascii="Times New Roman" w:hAnsi="Times New Roman"/>
-          <w:sz w:val="22"/>
+          <w:rFonts w:ascii="Segoe UI" w:hAnsi="Segoe UI"/>
+          <w:sz w:val="20"/>
         </w:rPr>
         <w:t>).</w:t>
       </w:r>
@@ -1701,13 +1829,13 @@
     <w:p>
       <w:pPr>
         <w:pStyle w:val="Heading3"/>
-        <w:spacing w:before="160" w:after="60"/>
+        <w:spacing w:before="200" w:after="80"/>
       </w:pPr>
       <w:r>
         <w:rPr>
-          <w:rFonts w:ascii="Times New Roman" w:hAnsi="Times New Roman"/>
+          <w:rFonts w:ascii="Segoe UI" w:hAnsi="Segoe UI"/>
           <w:b/>
-          <w:color w:val="334155"/>
+          <w:color w:val="0F172A"/>
           <w:sz w:val="24"/>
         </w:rPr>
         <w:t>FR-06: Đánh giá &amp; Xếp hạng hai chiều (Two-Way Reviews)</w:t>
@@ -1716,35 +1844,33 @@
     <w:p>
       <w:pPr>
         <w:pStyle w:val="ListBullet"/>
-        <w:spacing w:after="60" w:before="0"/>
+        <w:spacing w:before="40" w:after="40" w:line="276" w:lineRule="auto"/>
       </w:pPr>
       <w:r>
         <w:rPr>
-          <w:rFonts w:ascii="Times New Roman" w:hAnsi="Times New Roman"/>
           <w:b/>
-          <w:sz w:val="22"/>
         </w:rPr>
         <w:t>FR-06.1 Sinh viên đánh giá NTD:</w:t>
       </w:r>
       <w:r>
         <w:rPr>
-          <w:rFonts w:ascii="Times New Roman" w:hAnsi="Times New Roman"/>
-          <w:sz w:val="22"/>
+          <w:rFonts w:ascii="Segoe UI" w:hAnsi="Segoe UI"/>
+          <w:sz w:val="20"/>
         </w:rPr>
         <w:t xml:space="preserve"> Sinh viên trúng tuyển gửi đánh giá (1–5 sao kèm nhận xét) cho NTD sau khi công việc hoàn thành (</w:t>
       </w:r>
       <w:r>
         <w:rPr>
-          <w:rFonts w:ascii="Times New Roman" w:hAnsi="Times New Roman"/>
+          <w:rFonts w:ascii="Consolas" w:hAnsi="Consolas"/>
           <w:color w:val="B42828"/>
-          <w:sz w:val="22"/>
+          <w:sz w:val="19"/>
         </w:rPr>
         <w:t>COMPLETED</w:t>
       </w:r>
       <w:r>
         <w:rPr>
-          <w:rFonts w:ascii="Times New Roman" w:hAnsi="Times New Roman"/>
-          <w:sz w:val="22"/>
+          <w:rFonts w:ascii="Segoe UI" w:hAnsi="Segoe UI"/>
+          <w:sz w:val="20"/>
         </w:rPr>
         <w:t>).</w:t>
       </w:r>
@@ -1752,20 +1878,18 @@
     <w:p>
       <w:pPr>
         <w:pStyle w:val="ListBullet"/>
-        <w:spacing w:after="60" w:before="0"/>
+        <w:spacing w:before="40" w:after="40" w:line="276" w:lineRule="auto"/>
       </w:pPr>
       <w:r>
         <w:rPr>
-          <w:rFonts w:ascii="Times New Roman" w:hAnsi="Times New Roman"/>
           <w:b/>
-          <w:sz w:val="22"/>
         </w:rPr>
         <w:t>FR-06.2 NTD đánh giá Sinh viên:</w:t>
       </w:r>
       <w:r>
         <w:rPr>
-          <w:rFonts w:ascii="Times New Roman" w:hAnsi="Times New Roman"/>
-          <w:sz w:val="22"/>
+          <w:rFonts w:ascii="Segoe UI" w:hAnsi="Segoe UI"/>
+          <w:sz w:val="20"/>
         </w:rPr>
         <w:t xml:space="preserve"> NTD gửi đánh giá chất lượng và thái độ của sinh viên (1–5 sao kèm nhận xét).</w:t>
       </w:r>
@@ -1773,50 +1897,48 @@
     <w:p>
       <w:pPr>
         <w:pStyle w:val="ListBullet"/>
-        <w:spacing w:after="60" w:before="0"/>
+        <w:spacing w:before="40" w:after="40" w:line="276" w:lineRule="auto"/>
       </w:pPr>
       <w:r>
         <w:rPr>
-          <w:rFonts w:ascii="Times New Roman" w:hAnsi="Times New Roman"/>
           <w:b/>
-          <w:sz w:val="22"/>
         </w:rPr>
         <w:t>FR-06.3 Tra cứu đánh giá:</w:t>
       </w:r>
       <w:r>
         <w:rPr>
-          <w:rFonts w:ascii="Times New Roman" w:hAnsi="Times New Roman"/>
-          <w:sz w:val="22"/>
+          <w:rFonts w:ascii="Segoe UI" w:hAnsi="Segoe UI"/>
+          <w:sz w:val="20"/>
         </w:rPr>
         <w:t xml:space="preserve"> Xem lịch sử đánh giá theo công việc (</w:t>
       </w:r>
       <w:r>
         <w:rPr>
-          <w:rFonts w:ascii="Times New Roman" w:hAnsi="Times New Roman"/>
+          <w:rFonts w:ascii="Consolas" w:hAnsi="Consolas"/>
           <w:color w:val="B42828"/>
-          <w:sz w:val="22"/>
+          <w:sz w:val="19"/>
         </w:rPr>
         <w:t>/api/v1/reviews/job/{id}</w:t>
       </w:r>
       <w:r>
         <w:rPr>
-          <w:rFonts w:ascii="Times New Roman" w:hAnsi="Times New Roman"/>
-          <w:sz w:val="22"/>
+          <w:rFonts w:ascii="Segoe UI" w:hAnsi="Segoe UI"/>
+          <w:sz w:val="20"/>
         </w:rPr>
         <w:t>) hoặc theo người dùng (</w:t>
       </w:r>
       <w:r>
         <w:rPr>
-          <w:rFonts w:ascii="Times New Roman" w:hAnsi="Times New Roman"/>
+          <w:rFonts w:ascii="Consolas" w:hAnsi="Consolas"/>
           <w:color w:val="B42828"/>
-          <w:sz w:val="22"/>
+          <w:sz w:val="19"/>
         </w:rPr>
         <w:t>/api/v1/reviews/user/{id}</w:t>
       </w:r>
       <w:r>
         <w:rPr>
-          <w:rFonts w:ascii="Times New Roman" w:hAnsi="Times New Roman"/>
-          <w:sz w:val="22"/>
+          <w:rFonts w:ascii="Segoe UI" w:hAnsi="Segoe UI"/>
+          <w:sz w:val="20"/>
         </w:rPr>
         <w:t>).</w:t>
       </w:r>
@@ -1824,13 +1946,13 @@
     <w:p>
       <w:pPr>
         <w:pStyle w:val="Heading3"/>
-        <w:spacing w:before="160" w:after="60"/>
+        <w:spacing w:before="200" w:after="80"/>
       </w:pPr>
       <w:r>
         <w:rPr>
-          <w:rFonts w:ascii="Times New Roman" w:hAnsi="Times New Roman"/>
+          <w:rFonts w:ascii="Segoe UI" w:hAnsi="Segoe UI"/>
           <w:b/>
-          <w:color w:val="334155"/>
+          <w:color w:val="0F172A"/>
           <w:sz w:val="24"/>
         </w:rPr>
         <w:t>FR-07: Quản lý Thông báo (Notification Service)</w:t>
@@ -1839,20 +1961,18 @@
     <w:p>
       <w:pPr>
         <w:pStyle w:val="ListBullet"/>
-        <w:spacing w:after="60" w:before="0"/>
+        <w:spacing w:before="40" w:after="40" w:line="276" w:lineRule="auto"/>
       </w:pPr>
       <w:r>
         <w:rPr>
-          <w:rFonts w:ascii="Times New Roman" w:hAnsi="Times New Roman"/>
           <w:b/>
-          <w:sz w:val="22"/>
         </w:rPr>
         <w:t>FR-07.1 Tạo thông báo tự động:</w:t>
       </w:r>
       <w:r>
         <w:rPr>
-          <w:rFonts w:ascii="Times New Roman" w:hAnsi="Times New Roman"/>
-          <w:sz w:val="22"/>
+          <w:rFonts w:ascii="Segoe UI" w:hAnsi="Segoe UI"/>
+          <w:sz w:val="20"/>
         </w:rPr>
         <w:t xml:space="preserve"> Hệ thống phát thông báo sự kiện: Ứng viên mới nộp đơn, NTD duyệt nhận/từ chối đơn, công việc được đánh dấu hoàn thành.</w:t>
       </w:r>
@@ -1860,50 +1980,48 @@
     <w:p>
       <w:pPr>
         <w:pStyle w:val="ListBullet"/>
-        <w:spacing w:after="60" w:before="0"/>
+        <w:spacing w:before="40" w:after="40" w:line="276" w:lineRule="auto"/>
       </w:pPr>
       <w:r>
         <w:rPr>
-          <w:rFonts w:ascii="Times New Roman" w:hAnsi="Times New Roman"/>
           <w:b/>
-          <w:sz w:val="22"/>
         </w:rPr>
         <w:t>FR-07.2 Quản lý trạng thái đọc:</w:t>
       </w:r>
       <w:r>
         <w:rPr>
-          <w:rFonts w:ascii="Times New Roman" w:hAnsi="Times New Roman"/>
-          <w:sz w:val="22"/>
+          <w:rFonts w:ascii="Segoe UI" w:hAnsi="Segoe UI"/>
+          <w:sz w:val="20"/>
         </w:rPr>
         <w:t xml:space="preserve"> Xem danh sách thông báo, đánh dấu đã đọc từng thông báo (</w:t>
       </w:r>
       <w:r>
         <w:rPr>
-          <w:rFonts w:ascii="Times New Roman" w:hAnsi="Times New Roman"/>
+          <w:rFonts w:ascii="Consolas" w:hAnsi="Consolas"/>
           <w:color w:val="B42828"/>
-          <w:sz w:val="22"/>
+          <w:sz w:val="19"/>
         </w:rPr>
         <w:t>PATCH /{id}/read</w:t>
       </w:r>
       <w:r>
         <w:rPr>
-          <w:rFonts w:ascii="Times New Roman" w:hAnsi="Times New Roman"/>
-          <w:sz w:val="22"/>
+          <w:rFonts w:ascii="Segoe UI" w:hAnsi="Segoe UI"/>
+          <w:sz w:val="20"/>
         </w:rPr>
         <w:t>) hoặc tất cả (</w:t>
       </w:r>
       <w:r>
         <w:rPr>
-          <w:rFonts w:ascii="Times New Roman" w:hAnsi="Times New Roman"/>
+          <w:rFonts w:ascii="Consolas" w:hAnsi="Consolas"/>
           <w:color w:val="B42828"/>
-          <w:sz w:val="22"/>
+          <w:sz w:val="19"/>
         </w:rPr>
         <w:t>PATCH /read-all</w:t>
       </w:r>
       <w:r>
         <w:rPr>
-          <w:rFonts w:ascii="Times New Roman" w:hAnsi="Times New Roman"/>
-          <w:sz w:val="22"/>
+          <w:rFonts w:ascii="Segoe UI" w:hAnsi="Segoe UI"/>
+          <w:sz w:val="20"/>
         </w:rPr>
         <w:t>).</w:t>
       </w:r>
@@ -1911,13 +2029,13 @@
     <w:p>
       <w:pPr>
         <w:pStyle w:val="Heading3"/>
-        <w:spacing w:before="160" w:after="60"/>
+        <w:spacing w:before="200" w:after="80"/>
       </w:pPr>
       <w:r>
         <w:rPr>
-          <w:rFonts w:ascii="Times New Roman" w:hAnsi="Times New Roman"/>
+          <w:rFonts w:ascii="Segoe UI" w:hAnsi="Segoe UI"/>
           <w:b/>
-          <w:color w:val="334155"/>
+          <w:color w:val="0F172A"/>
           <w:sz w:val="24"/>
         </w:rPr>
         <w:t>FR-08: Quản trị Hệ thống (Admin Portal)</w:t>
@@ -1926,35 +2044,33 @@
     <w:p>
       <w:pPr>
         <w:pStyle w:val="ListBullet"/>
-        <w:spacing w:after="60" w:before="0"/>
+        <w:spacing w:before="40" w:after="40" w:line="276" w:lineRule="auto"/>
       </w:pPr>
       <w:r>
         <w:rPr>
-          <w:rFonts w:ascii="Times New Roman" w:hAnsi="Times New Roman"/>
           <w:b/>
-          <w:sz w:val="22"/>
         </w:rPr>
         <w:t>FR-08.1 Thống kê hệ thống:</w:t>
       </w:r>
       <w:r>
         <w:rPr>
-          <w:rFonts w:ascii="Times New Roman" w:hAnsi="Times New Roman"/>
-          <w:sz w:val="22"/>
+          <w:rFonts w:ascii="Segoe UI" w:hAnsi="Segoe UI"/>
+          <w:sz w:val="20"/>
         </w:rPr>
         <w:t xml:space="preserve"> Cung cấp chỉ số: Tổng số người dùng, tổng tin đăng, tổng đơn ứng tuyển, tổng lượt đánh giá (</w:t>
       </w:r>
       <w:r>
         <w:rPr>
-          <w:rFonts w:ascii="Times New Roman" w:hAnsi="Times New Roman"/>
+          <w:rFonts w:ascii="Consolas" w:hAnsi="Consolas"/>
           <w:color w:val="B42828"/>
-          <w:sz w:val="22"/>
+          <w:sz w:val="19"/>
         </w:rPr>
         <w:t>GET /api/v1/admin/stats</w:t>
       </w:r>
       <w:r>
         <w:rPr>
-          <w:rFonts w:ascii="Times New Roman" w:hAnsi="Times New Roman"/>
-          <w:sz w:val="22"/>
+          <w:rFonts w:ascii="Segoe UI" w:hAnsi="Segoe UI"/>
+          <w:sz w:val="20"/>
         </w:rPr>
         <w:t>).</w:t>
       </w:r>
@@ -1962,35 +2078,33 @@
     <w:p>
       <w:pPr>
         <w:pStyle w:val="ListBullet"/>
-        <w:spacing w:after="60" w:before="0"/>
+        <w:spacing w:before="40" w:after="40" w:line="276" w:lineRule="auto"/>
       </w:pPr>
       <w:r>
         <w:rPr>
-          <w:rFonts w:ascii="Times New Roman" w:hAnsi="Times New Roman"/>
           <w:b/>
-          <w:sz w:val="22"/>
         </w:rPr>
         <w:t>FR-08.2 Quản lý tài khoản:</w:t>
       </w:r>
       <w:r>
         <w:rPr>
-          <w:rFonts w:ascii="Times New Roman" w:hAnsi="Times New Roman"/>
-          <w:sz w:val="22"/>
+          <w:rFonts w:ascii="Segoe UI" w:hAnsi="Segoe UI"/>
+          <w:sz w:val="20"/>
         </w:rPr>
         <w:t xml:space="preserve"> Xem danh sách toàn bộ tài khoản, thực hiện thao tác kích hoạt hoặc khóa tài khoản (</w:t>
       </w:r>
       <w:r>
         <w:rPr>
-          <w:rFonts w:ascii="Times New Roman" w:hAnsi="Times New Roman"/>
+          <w:rFonts w:ascii="Consolas" w:hAnsi="Consolas"/>
           <w:color w:val="B42828"/>
-          <w:sz w:val="22"/>
+          <w:sz w:val="19"/>
         </w:rPr>
         <w:t>PATCH /admin/users/{id}/toggle-status</w:t>
       </w:r>
       <w:r>
         <w:rPr>
-          <w:rFonts w:ascii="Times New Roman" w:hAnsi="Times New Roman"/>
-          <w:sz w:val="22"/>
+          <w:rFonts w:ascii="Segoe UI" w:hAnsi="Segoe UI"/>
+          <w:sz w:val="20"/>
         </w:rPr>
         <w:t>).</w:t>
       </w:r>
@@ -1998,60 +2112,55 @@
     <w:p>
       <w:pPr>
         <w:pStyle w:val="ListBullet"/>
-        <w:spacing w:after="60" w:before="0"/>
+        <w:spacing w:before="40" w:after="40" w:line="276" w:lineRule="auto"/>
       </w:pPr>
       <w:r>
         <w:rPr>
-          <w:rFonts w:ascii="Times New Roman" w:hAnsi="Times New Roman"/>
           <w:b/>
-          <w:sz w:val="22"/>
         </w:rPr>
         <w:t>FR-08.3 Kiểm duyệt tin đăng:</w:t>
       </w:r>
       <w:r>
         <w:rPr>
-          <w:rFonts w:ascii="Times New Roman" w:hAnsi="Times New Roman"/>
-          <w:sz w:val="22"/>
+          <w:rFonts w:ascii="Segoe UI" w:hAnsi="Segoe UI"/>
+          <w:sz w:val="20"/>
         </w:rPr>
         <w:t xml:space="preserve"> Quản trị viên xóa bỏ tin tuyển dụng có nội dung không phù hợp (</w:t>
       </w:r>
       <w:r>
         <w:rPr>
-          <w:rFonts w:ascii="Times New Roman" w:hAnsi="Times New Roman"/>
+          <w:rFonts w:ascii="Consolas" w:hAnsi="Consolas"/>
           <w:color w:val="B42828"/>
-          <w:sz w:val="22"/>
+          <w:sz w:val="19"/>
         </w:rPr>
         <w:t>DELETE /admin/jobs/{id}</w:t>
       </w:r>
       <w:r>
         <w:rPr>
-          <w:rFonts w:ascii="Times New Roman" w:hAnsi="Times New Roman"/>
-          <w:sz w:val="22"/>
+          <w:rFonts w:ascii="Segoe UI" w:hAnsi="Segoe UI"/>
+          <w:sz w:val="20"/>
         </w:rPr>
         <w:t>).</w:t>
       </w:r>
     </w:p>
     <w:p>
       <w:pPr>
-        <w:spacing w:after="120" w:before="120"/>
+        <w:spacing w:before="120" w:after="120"/>
+        <w:pBdr>
+          <w:bottom w:val="single" w:sz="12" w:space="1" w:color="CBD5E1"/>
+        </w:pBdr>
       </w:pPr>
-      <w:r>
-        <w:rPr>
-          <w:color w:val="C8CDD7"/>
-        </w:rPr>
-        <w:t>—————————————————————————————————————————————</w:t>
-      </w:r>
     </w:p>
     <w:p>
       <w:pPr>
         <w:pStyle w:val="Heading2"/>
-        <w:spacing w:before="200" w:after="80"/>
+        <w:spacing w:before="280" w:after="120"/>
       </w:pPr>
       <w:r>
         <w:rPr>
-          <w:rFonts w:ascii="Times New Roman" w:hAnsi="Times New Roman"/>
+          <w:rFonts w:ascii="Segoe UI" w:hAnsi="Segoe UI"/>
           <w:b/>
-          <w:color w:val="1E3A8A"/>
+          <w:color w:val="4F46E5"/>
           <w:sz w:val="28"/>
         </w:rPr>
         <w:t>3. YÊU CẦU PHI CHỨC NĂNG (NON-FUNCTIONAL REQUIREMENTS - NFR)</w:t>
@@ -2059,8 +2168,10 @@
     </w:p>
     <w:tbl>
       <w:tblPr>
+        <w:tblStyle w:val="TableGrid"/>
         <w:tblW w:type="auto" w:w="0"/>
         <w:jc w:val="center"/>
+        <w:tblLayout w:type="autofit"/>
         <w:tblLook w:firstColumn="1" w:firstRow="1" w:lastColumn="0" w:lastRow="0" w:noHBand="0" w:noVBand="1" w:val="04A0"/>
       </w:tblPr>
       <w:tblGrid>
@@ -2072,25 +2183,26 @@
         <w:tc>
           <w:tcPr>
             <w:tcW w:type="dxa" w:w="3120"/>
-            <w:shd w:fill="1E293B"/>
+            <w:shd w:fill="4F46E5"/>
             <w:tcMar>
-              <w:top w:w="120" w:type="dxa"/>
-              <w:bottom w:w="120" w:type="dxa"/>
-              <w:left w:w="150" w:type="dxa"/>
-              <w:right w:w="150" w:type="dxa"/>
+              <w:top w:w="140" w:type="dxa"/>
+              <w:bottom w:w="140" w:type="dxa"/>
+              <w:left w:w="180" w:type="dxa"/>
+              <w:right w:w="180" w:type="dxa"/>
             </w:tcMar>
+            <w:vAlign w:val="center"/>
           </w:tcPr>
           <w:p>
             <w:pPr>
-              <w:spacing w:after="40" w:before="40"/>
-              <w:jc w:val="center"/>
+              <w:spacing w:before="40" w:after="40"/>
+              <w:jc w:val="left"/>
             </w:pPr>
             <w:r>
               <w:rPr>
-                <w:rFonts w:ascii="Times New Roman" w:hAnsi="Times New Roman"/>
+                <w:rFonts w:ascii="Segoe UI" w:hAnsi="Segoe UI"/>
                 <w:b/>
                 <w:color w:val="FFFFFF"/>
-                <w:sz w:val="21"/>
+                <w:sz w:val="20"/>
               </w:rPr>
               <w:t>Mã NFR</w:t>
             </w:r>
@@ -2099,25 +2211,26 @@
         <w:tc>
           <w:tcPr>
             <w:tcW w:type="dxa" w:w="3120"/>
-            <w:shd w:fill="1E293B"/>
+            <w:shd w:fill="4F46E5"/>
             <w:tcMar>
-              <w:top w:w="120" w:type="dxa"/>
-              <w:bottom w:w="120" w:type="dxa"/>
-              <w:left w:w="150" w:type="dxa"/>
-              <w:right w:w="150" w:type="dxa"/>
+              <w:top w:w="140" w:type="dxa"/>
+              <w:bottom w:w="140" w:type="dxa"/>
+              <w:left w:w="180" w:type="dxa"/>
+              <w:right w:w="180" w:type="dxa"/>
             </w:tcMar>
+            <w:vAlign w:val="center"/>
           </w:tcPr>
           <w:p>
             <w:pPr>
-              <w:spacing w:after="40" w:before="40"/>
-              <w:jc w:val="center"/>
+              <w:spacing w:before="40" w:after="40"/>
+              <w:jc w:val="left"/>
             </w:pPr>
             <w:r>
               <w:rPr>
-                <w:rFonts w:ascii="Times New Roman" w:hAnsi="Times New Roman"/>
+                <w:rFonts w:ascii="Segoe UI" w:hAnsi="Segoe UI"/>
                 <w:b/>
                 <w:color w:val="FFFFFF"/>
-                <w:sz w:val="21"/>
+                <w:sz w:val="20"/>
               </w:rPr>
               <w:t>Phân nhóm</w:t>
             </w:r>
@@ -2126,25 +2239,26 @@
         <w:tc>
           <w:tcPr>
             <w:tcW w:type="dxa" w:w="3120"/>
-            <w:shd w:fill="1E293B"/>
+            <w:shd w:fill="4F46E5"/>
             <w:tcMar>
-              <w:top w:w="120" w:type="dxa"/>
-              <w:bottom w:w="120" w:type="dxa"/>
-              <w:left w:w="150" w:type="dxa"/>
-              <w:right w:w="150" w:type="dxa"/>
+              <w:top w:w="140" w:type="dxa"/>
+              <w:bottom w:w="140" w:type="dxa"/>
+              <w:left w:w="180" w:type="dxa"/>
+              <w:right w:w="180" w:type="dxa"/>
             </w:tcMar>
+            <w:vAlign w:val="center"/>
           </w:tcPr>
           <w:p>
             <w:pPr>
-              <w:spacing w:after="40" w:before="40"/>
-              <w:jc w:val="center"/>
+              <w:spacing w:before="40" w:after="40"/>
+              <w:jc w:val="left"/>
             </w:pPr>
             <w:r>
               <w:rPr>
-                <w:rFonts w:ascii="Times New Roman" w:hAnsi="Times New Roman"/>
+                <w:rFonts w:ascii="Segoe UI" w:hAnsi="Segoe UI"/>
                 <w:b/>
                 <w:color w:val="FFFFFF"/>
-                <w:sz w:val="21"/>
+                <w:sz w:val="20"/>
               </w:rPr>
               <w:t>Chỉ số cam kết kỹ thuật</w:t>
             </w:r>
@@ -2157,21 +2271,20 @@
             <w:tcW w:type="dxa" w:w="3120"/>
             <w:shd w:fill="FFFFFF"/>
             <w:tcMar>
-              <w:top w:w="100" w:type="dxa"/>
-              <w:bottom w:w="100" w:type="dxa"/>
-              <w:left w:w="120" w:type="dxa"/>
-              <w:right w:w="120" w:type="dxa"/>
+              <w:top w:w="120" w:type="dxa"/>
+              <w:bottom w:w="120" w:type="dxa"/>
+              <w:left w:w="160" w:type="dxa"/>
+              <w:right w:w="160" w:type="dxa"/>
             </w:tcMar>
+            <w:vAlign w:val="center"/>
           </w:tcPr>
           <w:p>
             <w:pPr>
-              <w:spacing w:after="40" w:before="40"/>
+              <w:spacing w:before="20" w:after="20" w:line="276" w:lineRule="auto"/>
             </w:pPr>
             <w:r>
               <w:rPr>
-                <w:rFonts w:ascii="Times New Roman" w:hAnsi="Times New Roman"/>
                 <w:b/>
-                <w:sz w:val="20"/>
               </w:rPr>
               <w:t>NFR-01</w:t>
             </w:r>
@@ -2182,23 +2295,22 @@
             <w:tcW w:type="dxa" w:w="3120"/>
             <w:shd w:fill="FFFFFF"/>
             <w:tcMar>
-              <w:top w:w="100" w:type="dxa"/>
-              <w:bottom w:w="100" w:type="dxa"/>
-              <w:left w:w="120" w:type="dxa"/>
-              <w:right w:w="120" w:type="dxa"/>
+              <w:top w:w="120" w:type="dxa"/>
+              <w:bottom w:w="120" w:type="dxa"/>
+              <w:left w:w="160" w:type="dxa"/>
+              <w:right w:w="160" w:type="dxa"/>
             </w:tcMar>
+            <w:vAlign w:val="center"/>
           </w:tcPr>
           <w:p>
             <w:pPr>
-              <w:spacing w:after="40" w:before="40"/>
+              <w:spacing w:before="20" w:after="20" w:line="276" w:lineRule="auto"/>
             </w:pPr>
             <w:r>
               <w:rPr>
-                <w:rFonts w:ascii="Times New Roman" w:hAnsi="Times New Roman"/>
                 <w:b/>
-                <w:sz w:val="20"/>
               </w:rPr>
-              <w:t>Hiệu năng (Performance)</w:t>
+              <w:t>Hiệu năng &amp; Dữ liệu lớn (Performance &amp; Dataset)</w:t>
             </w:r>
           </w:p>
         </w:tc>
@@ -2207,22 +2319,25 @@
             <w:tcW w:type="dxa" w:w="3120"/>
             <w:shd w:fill="FFFFFF"/>
             <w:tcMar>
-              <w:top w:w="100" w:type="dxa"/>
-              <w:bottom w:w="100" w:type="dxa"/>
-              <w:left w:w="120" w:type="dxa"/>
-              <w:right w:w="120" w:type="dxa"/>
+              <w:top w:w="120" w:type="dxa"/>
+              <w:bottom w:w="120" w:type="dxa"/>
+              <w:left w:w="160" w:type="dxa"/>
+              <w:right w:w="160" w:type="dxa"/>
             </w:tcMar>
+            <w:vAlign w:val="center"/>
           </w:tcPr>
           <w:p>
             <w:pPr>
-              <w:spacing w:after="40" w:before="40"/>
+              <w:spacing w:before="20" w:after="20" w:line="276" w:lineRule="auto"/>
             </w:pPr>
             <w:r>
               <w:rPr>
-                <w:rFonts w:ascii="Times New Roman" w:hAnsi="Times New Roman"/>
-                <w:sz w:val="20"/>
+                <w:rFonts w:ascii="Segoe UI" w:hAnsi="Segoe UI"/>
+                <w:sz w:val="19"/>
               </w:rPr>
               <w:t>- Thời gian phản hồi API trung bình &lt; 300ms đối với các tác vụ đọc.</w:t>
+              <w:br/>
+              <w:t>- Tích hợp bộ dataset thực tế VietJobs với 1.450+ việc làm đã chuẩn hóa, 16 nhóm ngành nghề và 34 tỉnh/thành.</w:t>
               <w:br/>
               <w:t>- Cơ sở dữ liệu thiết lập đầy đủ 13 Indexes trên các trường lọc/khóa ngoại.</w:t>
               <w:br/>
@@ -2237,21 +2352,20 @@
             <w:tcW w:type="dxa" w:w="3120"/>
             <w:shd w:fill="F8FAFC"/>
             <w:tcMar>
-              <w:top w:w="100" w:type="dxa"/>
-              <w:bottom w:w="100" w:type="dxa"/>
-              <w:left w:w="120" w:type="dxa"/>
-              <w:right w:w="120" w:type="dxa"/>
+              <w:top w:w="120" w:type="dxa"/>
+              <w:bottom w:w="120" w:type="dxa"/>
+              <w:left w:w="160" w:type="dxa"/>
+              <w:right w:w="160" w:type="dxa"/>
             </w:tcMar>
+            <w:vAlign w:val="center"/>
           </w:tcPr>
           <w:p>
             <w:pPr>
-              <w:spacing w:after="40" w:before="40"/>
+              <w:spacing w:before="20" w:after="20" w:line="276" w:lineRule="auto"/>
             </w:pPr>
             <w:r>
               <w:rPr>
-                <w:rFonts w:ascii="Times New Roman" w:hAnsi="Times New Roman"/>
                 <w:b/>
-                <w:sz w:val="20"/>
               </w:rPr>
               <w:t>NFR-02</w:t>
             </w:r>
@@ -2262,21 +2376,20 @@
             <w:tcW w:type="dxa" w:w="3120"/>
             <w:shd w:fill="F8FAFC"/>
             <w:tcMar>
-              <w:top w:w="100" w:type="dxa"/>
-              <w:bottom w:w="100" w:type="dxa"/>
-              <w:left w:w="120" w:type="dxa"/>
-              <w:right w:w="120" w:type="dxa"/>
+              <w:top w:w="120" w:type="dxa"/>
+              <w:bottom w:w="120" w:type="dxa"/>
+              <w:left w:w="160" w:type="dxa"/>
+              <w:right w:w="160" w:type="dxa"/>
             </w:tcMar>
+            <w:vAlign w:val="center"/>
           </w:tcPr>
           <w:p>
             <w:pPr>
-              <w:spacing w:after="40" w:before="40"/>
+              <w:spacing w:before="20" w:after="20" w:line="276" w:lineRule="auto"/>
             </w:pPr>
             <w:r>
               <w:rPr>
-                <w:rFonts w:ascii="Times New Roman" w:hAnsi="Times New Roman"/>
                 <w:b/>
-                <w:sz w:val="20"/>
               </w:rPr>
               <w:t>Bảo mật (Security)</w:t>
             </w:r>
@@ -2287,20 +2400,21 @@
             <w:tcW w:type="dxa" w:w="3120"/>
             <w:shd w:fill="F8FAFC"/>
             <w:tcMar>
-              <w:top w:w="100" w:type="dxa"/>
-              <w:bottom w:w="100" w:type="dxa"/>
-              <w:left w:w="120" w:type="dxa"/>
-              <w:right w:w="120" w:type="dxa"/>
+              <w:top w:w="120" w:type="dxa"/>
+              <w:bottom w:w="120" w:type="dxa"/>
+              <w:left w:w="160" w:type="dxa"/>
+              <w:right w:w="160" w:type="dxa"/>
             </w:tcMar>
+            <w:vAlign w:val="center"/>
           </w:tcPr>
           <w:p>
             <w:pPr>
-              <w:spacing w:after="40" w:before="40"/>
+              <w:spacing w:before="20" w:after="20" w:line="276" w:lineRule="auto"/>
             </w:pPr>
             <w:r>
               <w:rPr>
-                <w:rFonts w:ascii="Times New Roman" w:hAnsi="Times New Roman"/>
-                <w:sz w:val="20"/>
+                <w:rFonts w:ascii="Segoe UI" w:hAnsi="Segoe UI"/>
+                <w:sz w:val="19"/>
               </w:rPr>
               <w:t>- Xác thực không lưu phiên (Stateless) bằng JWT ký số thuật toán HS256.</w:t>
               <w:br/>
@@ -2319,21 +2433,20 @@
             <w:tcW w:type="dxa" w:w="3120"/>
             <w:shd w:fill="FFFFFF"/>
             <w:tcMar>
-              <w:top w:w="100" w:type="dxa"/>
-              <w:bottom w:w="100" w:type="dxa"/>
-              <w:left w:w="120" w:type="dxa"/>
-              <w:right w:w="120" w:type="dxa"/>
+              <w:top w:w="120" w:type="dxa"/>
+              <w:bottom w:w="120" w:type="dxa"/>
+              <w:left w:w="160" w:type="dxa"/>
+              <w:right w:w="160" w:type="dxa"/>
             </w:tcMar>
+            <w:vAlign w:val="center"/>
           </w:tcPr>
           <w:p>
             <w:pPr>
-              <w:spacing w:after="40" w:before="40"/>
+              <w:spacing w:before="20" w:after="20" w:line="276" w:lineRule="auto"/>
             </w:pPr>
             <w:r>
               <w:rPr>
-                <w:rFonts w:ascii="Times New Roman" w:hAnsi="Times New Roman"/>
                 <w:b/>
-                <w:sz w:val="20"/>
               </w:rPr>
               <w:t>NFR-03</w:t>
             </w:r>
@@ -2344,23 +2457,22 @@
             <w:tcW w:type="dxa" w:w="3120"/>
             <w:shd w:fill="FFFFFF"/>
             <w:tcMar>
-              <w:top w:w="100" w:type="dxa"/>
-              <w:bottom w:w="100" w:type="dxa"/>
-              <w:left w:w="120" w:type="dxa"/>
-              <w:right w:w="120" w:type="dxa"/>
+              <w:top w:w="120" w:type="dxa"/>
+              <w:bottom w:w="120" w:type="dxa"/>
+              <w:left w:w="160" w:type="dxa"/>
+              <w:right w:w="160" w:type="dxa"/>
             </w:tcMar>
+            <w:vAlign w:val="center"/>
           </w:tcPr>
           <w:p>
             <w:pPr>
-              <w:spacing w:after="40" w:before="40"/>
+              <w:spacing w:before="20" w:after="20" w:line="276" w:lineRule="auto"/>
             </w:pPr>
             <w:r>
               <w:rPr>
-                <w:rFonts w:ascii="Times New Roman" w:hAnsi="Times New Roman"/>
                 <w:b/>
-                <w:sz w:val="20"/>
               </w:rPr>
-              <w:t>Đóng gói &amp; Vận hành (DevOps)</w:t>
+              <w:t>Đóng gói &amp; Đa cơ sở dữ liệu (DevOps &amp; Dual DB)</w:t>
             </w:r>
           </w:p>
         </w:tc>
@@ -2369,56 +2481,160 @@
             <w:tcW w:type="dxa" w:w="3120"/>
             <w:shd w:fill="FFFFFF"/>
             <w:tcMar>
-              <w:top w:w="100" w:type="dxa"/>
-              <w:bottom w:w="100" w:type="dxa"/>
-              <w:left w:w="120" w:type="dxa"/>
-              <w:right w:w="120" w:type="dxa"/>
+              <w:top w:w="120" w:type="dxa"/>
+              <w:bottom w:w="120" w:type="dxa"/>
+              <w:left w:w="160" w:type="dxa"/>
+              <w:right w:w="160" w:type="dxa"/>
             </w:tcMar>
+            <w:vAlign w:val="center"/>
           </w:tcPr>
           <w:p>
             <w:pPr>
-              <w:spacing w:after="40" w:before="40"/>
+              <w:spacing w:before="20" w:after="20" w:line="276" w:lineRule="auto"/>
             </w:pPr>
             <w:r>
               <w:rPr>
-                <w:rFonts w:ascii="Times New Roman" w:hAnsi="Times New Roman"/>
-                <w:sz w:val="20"/>
+                <w:rFonts w:ascii="Segoe UI" w:hAnsi="Segoe UI"/>
+                <w:sz w:val="19"/>
               </w:rPr>
-              <w:t>- Container hóa chuẩn Docker: 3 container độc lập (PostgreSQL, Spring Boot Backend, React Web Frontend).</w:t>
-              <w:br/>
-              <w:t xml:space="preserve">- Khởi động toàn bộ cụm dịch vụ qua 1 lệnh duy nhất: </w:t>
+              <w:t xml:space="preserve">- </w:t>
             </w:r>
             <w:r>
               <w:rPr>
-                <w:rFonts w:ascii="Times New Roman" w:hAnsi="Times New Roman"/>
-                <w:color w:val="B42828"/>
-                <w:sz w:val="20"/>
+                <w:b/>
               </w:rPr>
-              <w:t>docker-compose up -d --build</w:t>
+              <w:t>Hỗ trợ đồng bộ 2 CSDL cốt lõi:</w:t>
             </w:r>
             <w:r>
               <w:rPr>
-                <w:rFonts w:ascii="Times New Roman" w:hAnsi="Times New Roman"/>
-                <w:sz w:val="20"/>
+                <w:rFonts w:ascii="Segoe UI" w:hAnsi="Segoe UI"/>
+                <w:sz w:val="19"/>
               </w:rPr>
-              <w:t>.</w:t>
+              <w:t xml:space="preserve"> PostgreSQL 18 và MySQL 8 với mật khẩu chuẩn hóa </w:t>
+            </w:r>
+            <w:r>
+              <w:rPr>
+                <w:rFonts w:ascii="Consolas" w:hAnsi="Consolas"/>
+                <w:color w:val="B42828"/>
+                <w:sz w:val="19"/>
+              </w:rPr>
+              <w:t>12345</w:t>
+            </w:r>
+            <w:r>
+              <w:rPr>
+                <w:rFonts w:ascii="Segoe UI" w:hAnsi="Segoe UI"/>
+                <w:sz w:val="19"/>
+              </w:rPr>
+              <w:t>. Chuyển đổi bằng Spring Profile (</w:t>
+            </w:r>
+            <w:r>
+              <w:rPr>
+                <w:rFonts w:ascii="Consolas" w:hAnsi="Consolas"/>
+                <w:color w:val="B42828"/>
+                <w:sz w:val="19"/>
+              </w:rPr>
+              <w:t>postgres</w:t>
+            </w:r>
+            <w:r>
+              <w:rPr>
+                <w:rFonts w:ascii="Segoe UI" w:hAnsi="Segoe UI"/>
+                <w:sz w:val="19"/>
+              </w:rPr>
+              <w:t xml:space="preserve"> / </w:t>
+            </w:r>
+            <w:r>
+              <w:rPr>
+                <w:rFonts w:ascii="Consolas" w:hAnsi="Consolas"/>
+                <w:color w:val="B42828"/>
+                <w:sz w:val="19"/>
+              </w:rPr>
+              <w:t>mysql</w:t>
+            </w:r>
+            <w:r>
+              <w:rPr>
+                <w:rFonts w:ascii="Segoe UI" w:hAnsi="Segoe UI"/>
+                <w:sz w:val="19"/>
+              </w:rPr>
+              <w:t>).</w:t>
+              <w:br/>
+              <w:t xml:space="preserve">- Container hóa chuẩn Docker: hỗ trợ cả </w:t>
+            </w:r>
+            <w:r>
+              <w:rPr>
+                <w:rFonts w:ascii="Consolas" w:hAnsi="Consolas"/>
+                <w:color w:val="B42828"/>
+                <w:sz w:val="19"/>
+              </w:rPr>
+              <w:t>postgres_db</w:t>
+            </w:r>
+            <w:r>
+              <w:rPr>
+                <w:rFonts w:ascii="Segoe UI" w:hAnsi="Segoe UI"/>
+                <w:sz w:val="19"/>
+              </w:rPr>
+              <w:t xml:space="preserve"> (5432) và </w:t>
+            </w:r>
+            <w:r>
+              <w:rPr>
+                <w:rFonts w:ascii="Consolas" w:hAnsi="Consolas"/>
+                <w:color w:val="B42828"/>
+                <w:sz w:val="19"/>
+              </w:rPr>
+              <w:t>mysql_db</w:t>
+            </w:r>
+            <w:r>
+              <w:rPr>
+                <w:rFonts w:ascii="Segoe UI" w:hAnsi="Segoe UI"/>
+                <w:sz w:val="19"/>
+              </w:rPr>
+              <w:t xml:space="preserve"> (3306), Spring Boot Backend, React Web Frontend.</w:t>
               <w:br/>
               <w:t xml:space="preserve">- Hỗ trợ khởi chạy 1-Click trên Windows qua </w:t>
             </w:r>
             <w:r>
               <w:rPr>
-                <w:rFonts w:ascii="Times New Roman" w:hAnsi="Times New Roman"/>
+                <w:rFonts w:ascii="Consolas" w:hAnsi="Consolas"/>
                 <w:color w:val="B42828"/>
-                <w:sz w:val="20"/>
+                <w:sz w:val="19"/>
+              </w:rPr>
+              <w:t>run-mysql.bat</w:t>
+            </w:r>
+            <w:r>
+              <w:rPr>
+                <w:rFonts w:ascii="Segoe UI" w:hAnsi="Segoe UI"/>
+                <w:sz w:val="19"/>
+              </w:rPr>
+              <w:t xml:space="preserve">, </w:t>
+            </w:r>
+            <w:r>
+              <w:rPr>
+                <w:rFonts w:ascii="Consolas" w:hAnsi="Consolas"/>
+                <w:color w:val="B42828"/>
+                <w:sz w:val="19"/>
+              </w:rPr>
+              <w:t>run-postgres.bat</w:t>
+            </w:r>
+            <w:r>
+              <w:rPr>
+                <w:rFonts w:ascii="Segoe UI" w:hAnsi="Segoe UI"/>
+                <w:sz w:val="19"/>
+              </w:rPr>
+              <w:t xml:space="preserve">, </w:t>
+            </w:r>
+            <w:r>
+              <w:rPr>
+                <w:rFonts w:ascii="Consolas" w:hAnsi="Consolas"/>
+                <w:color w:val="B42828"/>
+                <w:sz w:val="19"/>
               </w:rPr>
               <w:t>run.bat</w:t>
             </w:r>
             <w:r>
               <w:rPr>
-                <w:rFonts w:ascii="Times New Roman" w:hAnsi="Times New Roman"/>
-                <w:sz w:val="20"/>
+                <w:rFonts w:ascii="Segoe UI" w:hAnsi="Segoe UI"/>
+                <w:sz w:val="19"/>
               </w:rPr>
-              <w:t xml:space="preserve"> và IntelliJ IDEA.</w:t>
+              <w:t xml:space="preserve"> tương tác và IntelliJ IDEA.</w:t>
             </w:r>
           </w:p>
         </w:tc>
@@ -2429,21 +2645,20 @@
             <w:tcW w:type="dxa" w:w="3120"/>
             <w:shd w:fill="F8FAFC"/>
             <w:tcMar>
-              <w:top w:w="100" w:type="dxa"/>
-              <w:bottom w:w="100" w:type="dxa"/>
-              <w:left w:w="120" w:type="dxa"/>
-              <w:right w:w="120" w:type="dxa"/>
+              <w:top w:w="120" w:type="dxa"/>
+              <w:bottom w:w="120" w:type="dxa"/>
+              <w:left w:w="160" w:type="dxa"/>
+              <w:right w:w="160" w:type="dxa"/>
             </w:tcMar>
+            <w:vAlign w:val="center"/>
           </w:tcPr>
           <w:p>
             <w:pPr>
-              <w:spacing w:after="40" w:before="40"/>
+              <w:spacing w:before="20" w:after="20" w:line="276" w:lineRule="auto"/>
             </w:pPr>
             <w:r>
               <w:rPr>
-                <w:rFonts w:ascii="Times New Roman" w:hAnsi="Times New Roman"/>
                 <w:b/>
-                <w:sz w:val="20"/>
               </w:rPr>
               <w:t>NFR-04</w:t>
             </w:r>
@@ -2454,21 +2669,20 @@
             <w:tcW w:type="dxa" w:w="3120"/>
             <w:shd w:fill="F8FAFC"/>
             <w:tcMar>
-              <w:top w:w="100" w:type="dxa"/>
-              <w:bottom w:w="100" w:type="dxa"/>
-              <w:left w:w="120" w:type="dxa"/>
-              <w:right w:w="120" w:type="dxa"/>
+              <w:top w:w="120" w:type="dxa"/>
+              <w:bottom w:w="120" w:type="dxa"/>
+              <w:left w:w="160" w:type="dxa"/>
+              <w:right w:w="160" w:type="dxa"/>
             </w:tcMar>
+            <w:vAlign w:val="center"/>
           </w:tcPr>
           <w:p>
             <w:pPr>
-              <w:spacing w:after="40" w:before="40"/>
+              <w:spacing w:before="20" w:after="20" w:line="276" w:lineRule="auto"/>
             </w:pPr>
             <w:r>
               <w:rPr>
-                <w:rFonts w:ascii="Times New Roman" w:hAnsi="Times New Roman"/>
                 <w:b/>
-                <w:sz w:val="20"/>
               </w:rPr>
               <w:t>Giao diện &amp; Khả năng sử dụng (UI/UX)</w:t>
             </w:r>
@@ -2479,26 +2693,29 @@
             <w:tcW w:type="dxa" w:w="3120"/>
             <w:shd w:fill="F8FAFC"/>
             <w:tcMar>
-              <w:top w:w="100" w:type="dxa"/>
-              <w:bottom w:w="100" w:type="dxa"/>
-              <w:left w:w="120" w:type="dxa"/>
-              <w:right w:w="120" w:type="dxa"/>
+              <w:top w:w="120" w:type="dxa"/>
+              <w:bottom w:w="120" w:type="dxa"/>
+              <w:left w:w="160" w:type="dxa"/>
+              <w:right w:w="160" w:type="dxa"/>
             </w:tcMar>
+            <w:vAlign w:val="center"/>
           </w:tcPr>
           <w:p>
             <w:pPr>
-              <w:spacing w:after="40" w:before="40"/>
+              <w:spacing w:before="20" w:after="20" w:line="276" w:lineRule="auto"/>
             </w:pPr>
             <w:r>
               <w:rPr>
-                <w:rFonts w:ascii="Times New Roman" w:hAnsi="Times New Roman"/>
-                <w:sz w:val="20"/>
+                <w:rFonts w:ascii="Segoe UI" w:hAnsi="Segoe UI"/>
+                <w:sz w:val="19"/>
               </w:rPr>
-              <w:t>- Giao diện hiện đại (Modern Dark Theme), màu sắc trực quan, độ tương phản văn bản đạt chuẩn WCAG 2.1 AA.</w:t>
+              <w:t>- Giao diện hiện đại (Modern Design System), màu sắc trực quan, độ tương phản văn bản đạt chuẩn WCAG 2.1 AA.</w:t>
               <w:br/>
               <w:t>- Sử dụng biểu tượng vector Lucide SVG đồng nhất, chuyên nghiệp.</w:t>
               <w:br/>
               <w:t>- Thiết kế Responsive linh hoạt trên màn hình Desktop (&gt;=1024px), Tablet (&gt;=768px) và Mobile (&gt;=375px).</w:t>
+              <w:br/>
+              <w:t>- Tích hợp bộ lọc nhanh theo tỉnh thành, việc làm sinh viên (Nghị quyết 202/2025/QH15).</w:t>
             </w:r>
           </w:p>
         </w:tc>
@@ -2506,30 +2723,27 @@
     </w:tbl>
     <w:p>
       <w:pPr>
-        <w:spacing w:after="120"/>
+        <w:spacing w:after="160"/>
       </w:pPr>
     </w:p>
     <w:p>
       <w:pPr>
-        <w:spacing w:after="120" w:before="120"/>
+        <w:spacing w:before="120" w:after="120"/>
+        <w:pBdr>
+          <w:bottom w:val="single" w:sz="12" w:space="1" w:color="CBD5E1"/>
+        </w:pBdr>
       </w:pPr>
-      <w:r>
-        <w:rPr>
-          <w:color w:val="C8CDD7"/>
-        </w:rPr>
-        <w:t>—————————————————————————————————————————————</w:t>
-      </w:r>
     </w:p>
     <w:p>
       <w:pPr>
         <w:pStyle w:val="Heading2"/>
-        <w:spacing w:before="200" w:after="80"/>
+        <w:spacing w:before="280" w:after="120"/>
       </w:pPr>
       <w:r>
         <w:rPr>
-          <w:rFonts w:ascii="Times New Roman" w:hAnsi="Times New Roman"/>
+          <w:rFonts w:ascii="Segoe UI" w:hAnsi="Segoe UI"/>
           <w:b/>
-          <w:color w:val="1E3A8A"/>
+          <w:color w:val="4F46E5"/>
           <w:sz w:val="28"/>
         </w:rPr>
         <w:t>4. QUY TẮC NGHIỆP VỤ BẮT BUỘC (BUSINESS RULES - BR)</w:t>
@@ -2538,35 +2752,33 @@
     <w:p>
       <w:pPr>
         <w:pStyle w:val="ListBullet"/>
-        <w:spacing w:after="60" w:before="0"/>
+        <w:spacing w:before="40" w:after="40" w:line="276" w:lineRule="auto"/>
       </w:pPr>
       <w:r>
         <w:rPr>
-          <w:rFonts w:ascii="Times New Roman" w:hAnsi="Times New Roman"/>
           <w:b/>
-          <w:sz w:val="22"/>
         </w:rPr>
         <w:t>BR-01 (Quyền ứng tuyển):</w:t>
       </w:r>
       <w:r>
         <w:rPr>
-          <w:rFonts w:ascii="Times New Roman" w:hAnsi="Times New Roman"/>
-          <w:sz w:val="22"/>
+          <w:rFonts w:ascii="Segoe UI" w:hAnsi="Segoe UI"/>
+          <w:sz w:val="20"/>
         </w:rPr>
         <w:t xml:space="preserve"> Chỉ người dùng có vai trò </w:t>
       </w:r>
       <w:r>
         <w:rPr>
-          <w:rFonts w:ascii="Times New Roman" w:hAnsi="Times New Roman"/>
+          <w:rFonts w:ascii="Consolas" w:hAnsi="Consolas"/>
           <w:color w:val="B42828"/>
-          <w:sz w:val="22"/>
+          <w:sz w:val="19"/>
         </w:rPr>
         <w:t>ROLE_STUDENT</w:t>
       </w:r>
       <w:r>
         <w:rPr>
-          <w:rFonts w:ascii="Times New Roman" w:hAnsi="Times New Roman"/>
-          <w:sz w:val="22"/>
+          <w:rFonts w:ascii="Segoe UI" w:hAnsi="Segoe UI"/>
+          <w:sz w:val="20"/>
         </w:rPr>
         <w:t xml:space="preserve"> mới có quyền nộp đơn ứng tuyển vào tin việc làm.</w:t>
       </w:r>
@@ -2574,50 +2786,48 @@
     <w:p>
       <w:pPr>
         <w:pStyle w:val="ListBullet"/>
-        <w:spacing w:after="60" w:before="0"/>
+        <w:spacing w:before="40" w:after="40" w:line="276" w:lineRule="auto"/>
       </w:pPr>
       <w:r>
         <w:rPr>
-          <w:rFonts w:ascii="Times New Roman" w:hAnsi="Times New Roman"/>
           <w:b/>
-          <w:sz w:val="22"/>
         </w:rPr>
         <w:t>BR-02 (Quyền đăng tin):</w:t>
       </w:r>
       <w:r>
         <w:rPr>
-          <w:rFonts w:ascii="Times New Roman" w:hAnsi="Times New Roman"/>
-          <w:sz w:val="22"/>
+          <w:rFonts w:ascii="Segoe UI" w:hAnsi="Segoe UI"/>
+          <w:sz w:val="20"/>
         </w:rPr>
         <w:t xml:space="preserve"> Chỉ người dùng có vai trò </w:t>
       </w:r>
       <w:r>
         <w:rPr>
-          <w:rFonts w:ascii="Times New Roman" w:hAnsi="Times New Roman"/>
+          <w:rFonts w:ascii="Consolas" w:hAnsi="Consolas"/>
           <w:color w:val="B42828"/>
-          <w:sz w:val="22"/>
+          <w:sz w:val="19"/>
         </w:rPr>
         <w:t>ROLE_EMPLOYER</w:t>
       </w:r>
       <w:r>
         <w:rPr>
-          <w:rFonts w:ascii="Times New Roman" w:hAnsi="Times New Roman"/>
-          <w:sz w:val="22"/>
+          <w:rFonts w:ascii="Segoe UI" w:hAnsi="Segoe UI"/>
+          <w:sz w:val="20"/>
         </w:rPr>
         <w:t xml:space="preserve"> (hoặc </w:t>
       </w:r>
       <w:r>
         <w:rPr>
-          <w:rFonts w:ascii="Times New Roman" w:hAnsi="Times New Roman"/>
+          <w:rFonts w:ascii="Consolas" w:hAnsi="Consolas"/>
           <w:color w:val="B42828"/>
-          <w:sz w:val="22"/>
+          <w:sz w:val="19"/>
         </w:rPr>
         <w:t>ROLE_ADMIN</w:t>
       </w:r>
       <w:r>
         <w:rPr>
-          <w:rFonts w:ascii="Times New Roman" w:hAnsi="Times New Roman"/>
-          <w:sz w:val="22"/>
+          <w:rFonts w:ascii="Segoe UI" w:hAnsi="Segoe UI"/>
+          <w:sz w:val="20"/>
         </w:rPr>
         <w:t>) mới có quyền tạo và chỉnh sửa bài đăng tuyển dụng.</w:t>
       </w:r>
@@ -2625,35 +2835,33 @@
     <w:p>
       <w:pPr>
         <w:pStyle w:val="ListBullet"/>
-        <w:spacing w:after="60" w:before="0"/>
+        <w:spacing w:before="40" w:after="40" w:line="276" w:lineRule="auto"/>
       </w:pPr>
       <w:r>
         <w:rPr>
-          <w:rFonts w:ascii="Times New Roman" w:hAnsi="Times New Roman"/>
           <w:b/>
-          <w:sz w:val="22"/>
         </w:rPr>
         <w:t>BR-03 (Chống trùng đơn):</w:t>
       </w:r>
       <w:r>
         <w:rPr>
-          <w:rFonts w:ascii="Times New Roman" w:hAnsi="Times New Roman"/>
-          <w:sz w:val="22"/>
+          <w:rFonts w:ascii="Segoe UI" w:hAnsi="Segoe UI"/>
+          <w:sz w:val="20"/>
         </w:rPr>
         <w:t xml:space="preserve"> Mỗi sinh viên chỉ được nộp đúng 1 đơn ứng tuyển cho 1 tin việc làm. Cơ sở dữ liệu cưỡng chế qua ràng buộc </w:t>
       </w:r>
       <w:r>
         <w:rPr>
-          <w:rFonts w:ascii="Times New Roman" w:hAnsi="Times New Roman"/>
+          <w:rFonts w:ascii="Consolas" w:hAnsi="Consolas"/>
           <w:color w:val="B42828"/>
-          <w:sz w:val="22"/>
+          <w:sz w:val="19"/>
         </w:rPr>
         <w:t>UNIQUE (job_id, student_id)</w:t>
       </w:r>
       <w:r>
         <w:rPr>
-          <w:rFonts w:ascii="Times New Roman" w:hAnsi="Times New Roman"/>
-          <w:sz w:val="22"/>
+          <w:rFonts w:ascii="Segoe UI" w:hAnsi="Segoe UI"/>
+          <w:sz w:val="20"/>
         </w:rPr>
         <w:t>.</w:t>
       </w:r>
@@ -2661,20 +2869,18 @@
     <w:p>
       <w:pPr>
         <w:pStyle w:val="ListBullet"/>
-        <w:spacing w:after="60" w:before="0"/>
+        <w:spacing w:before="40" w:after="40" w:line="276" w:lineRule="auto"/>
       </w:pPr>
       <w:r>
         <w:rPr>
-          <w:rFonts w:ascii="Times New Roman" w:hAnsi="Times New Roman"/>
           <w:b/>
-          <w:sz w:val="22"/>
         </w:rPr>
         <w:t>BR-04 (Quyền quản lý ứng viên):</w:t>
       </w:r>
       <w:r>
         <w:rPr>
-          <w:rFonts w:ascii="Times New Roman" w:hAnsi="Times New Roman"/>
-          <w:sz w:val="22"/>
+          <w:rFonts w:ascii="Segoe UI" w:hAnsi="Segoe UI"/>
+          <w:sz w:val="20"/>
         </w:rPr>
         <w:t xml:space="preserve"> Chỉ chính NTD đăng tin đó (hoặc Admin) mới có quyền xem danh sách ứng viên và thay đổi trạng thái xét duyệt của tin.</w:t>
       </w:r>
@@ -2682,65 +2888,63 @@
     <w:p>
       <w:pPr>
         <w:pStyle w:val="ListBullet"/>
-        <w:spacing w:after="60" w:before="0"/>
+        <w:spacing w:before="40" w:after="40" w:line="276" w:lineRule="auto"/>
       </w:pPr>
       <w:r>
         <w:rPr>
-          <w:rFonts w:ascii="Times New Roman" w:hAnsi="Times New Roman"/>
           <w:b/>
-          <w:sz w:val="22"/>
         </w:rPr>
         <w:t>BR-05 (Điều kiện đánh giá 2 chiều):</w:t>
       </w:r>
       <w:r>
         <w:rPr>
-          <w:rFonts w:ascii="Times New Roman" w:hAnsi="Times New Roman"/>
-          <w:sz w:val="22"/>
+          <w:rFonts w:ascii="Segoe UI" w:hAnsi="Segoe UI"/>
+          <w:sz w:val="20"/>
         </w:rPr>
         <w:t xml:space="preserve"> Đánh giá chỉ được thực hiện khi công việc có trạng thái </w:t>
       </w:r>
       <w:r>
         <w:rPr>
-          <w:rFonts w:ascii="Times New Roman" w:hAnsi="Times New Roman"/>
+          <w:rFonts w:ascii="Consolas" w:hAnsi="Consolas"/>
           <w:color w:val="B42828"/>
-          <w:sz w:val="22"/>
+          <w:sz w:val="19"/>
         </w:rPr>
         <w:t>COMPLETED</w:t>
       </w:r>
       <w:r>
         <w:rPr>
-          <w:rFonts w:ascii="Times New Roman" w:hAnsi="Times New Roman"/>
-          <w:sz w:val="22"/>
+          <w:rFonts w:ascii="Segoe UI" w:hAnsi="Segoe UI"/>
+          <w:sz w:val="20"/>
         </w:rPr>
         <w:t xml:space="preserve"> và ứng viên đã được duyệt nhận (</w:t>
       </w:r>
       <w:r>
         <w:rPr>
-          <w:rFonts w:ascii="Times New Roman" w:hAnsi="Times New Roman"/>
+          <w:rFonts w:ascii="Consolas" w:hAnsi="Consolas"/>
           <w:color w:val="B42828"/>
-          <w:sz w:val="22"/>
+          <w:sz w:val="19"/>
         </w:rPr>
         <w:t>ACCEPTED</w:t>
       </w:r>
       <w:r>
         <w:rPr>
-          <w:rFonts w:ascii="Times New Roman" w:hAnsi="Times New Roman"/>
-          <w:sz w:val="22"/>
+          <w:rFonts w:ascii="Segoe UI" w:hAnsi="Segoe UI"/>
+          <w:sz w:val="20"/>
         </w:rPr>
         <w:t>). Mỗi bên chỉ được gửi đánh giá tối đa 1 lần (</w:t>
       </w:r>
       <w:r>
         <w:rPr>
-          <w:rFonts w:ascii="Times New Roman" w:hAnsi="Times New Roman"/>
+          <w:rFonts w:ascii="Consolas" w:hAnsi="Consolas"/>
           <w:color w:val="B42828"/>
-          <w:sz w:val="22"/>
+          <w:sz w:val="19"/>
         </w:rPr>
         <w:t>UNIQUE (job_id, reviewer_id)</w:t>
       </w:r>
       <w:r>
         <w:rPr>
-          <w:rFonts w:ascii="Times New Roman" w:hAnsi="Times New Roman"/>
-          <w:sz w:val="22"/>
+          <w:rFonts w:ascii="Segoe UI" w:hAnsi="Segoe UI"/>
+          <w:sz w:val="20"/>
         </w:rPr>
         <w:t>). Điểm đánh giá bắt buộc từ 1 đến 5 sao.</w:t>
       </w:r>
@@ -2748,35 +2952,33 @@
     <w:p>
       <w:pPr>
         <w:pStyle w:val="ListBullet"/>
-        <w:spacing w:after="60" w:before="0"/>
+        <w:spacing w:before="40" w:after="40" w:line="276" w:lineRule="auto"/>
       </w:pPr>
       <w:r>
         <w:rPr>
-          <w:rFonts w:ascii="Times New Roman" w:hAnsi="Times New Roman"/>
           <w:b/>
-          <w:sz w:val="22"/>
         </w:rPr>
         <w:t>BR-06 (Khóa tài khoản):</w:t>
       </w:r>
       <w:r>
         <w:rPr>
-          <w:rFonts w:ascii="Times New Roman" w:hAnsi="Times New Roman"/>
-          <w:sz w:val="22"/>
+          <w:rFonts w:ascii="Segoe UI" w:hAnsi="Segoe UI"/>
+          <w:sz w:val="20"/>
         </w:rPr>
         <w:t xml:space="preserve"> Khi tài khoản có trạng thái </w:t>
       </w:r>
       <w:r>
         <w:rPr>
-          <w:rFonts w:ascii="Times New Roman" w:hAnsi="Times New Roman"/>
+          <w:rFonts w:ascii="Consolas" w:hAnsi="Consolas"/>
           <w:color w:val="B42828"/>
-          <w:sz w:val="22"/>
+          <w:sz w:val="19"/>
         </w:rPr>
         <w:t>isActive = false</w:t>
       </w:r>
       <w:r>
         <w:rPr>
-          <w:rFonts w:ascii="Times New Roman" w:hAnsi="Times New Roman"/>
-          <w:sz w:val="22"/>
+          <w:rFonts w:ascii="Segoe UI" w:hAnsi="Segoe UI"/>
+          <w:sz w:val="20"/>
         </w:rPr>
         <w:t>, hệ thống lập tức từ chối cấp JWT token và chặn mọi yêu cầu truy cập nghiệp vụ.</w:t>
       </w:r>
@@ -3154,6 +3356,11 @@
     <w:name w:val="Normal"/>
     <w:qFormat/>
     <w:rsid w:val="00FC693F"/>
+    <w:rPr>
+      <w:rFonts w:ascii="Segoe UI" w:hAnsi="Segoe UI"/>
+      <w:color w:val="1E293B"/>
+      <w:sz w:val="21"/>
+    </w:rPr>
   </w:style>
   <w:style w:type="paragraph" w:styleId="Header">
     <w:name w:val="header"/>

--- a/docs/srs.docx
+++ b/docs/srs.docx
@@ -1416,7 +1416,7 @@
           <w:rFonts w:ascii="Segoe UI" w:hAnsi="Segoe UI"/>
           <w:sz w:val="20"/>
         </w:rPr>
-        <w:t>). Hỗ trợ phân trang hiệu năng cao trên tập dữ liệu lớn (1.450+ việc làm).</w:t>
+        <w:t>). Hỗ trợ phân trang hiệu năng cao trên tập dữ liệu lớn (1.470+ việc làm thực tế).</w:t>
       </w:r>
     </w:p>
     <w:p>
@@ -2337,7 +2337,7 @@
               </w:rPr>
               <w:t>- Thời gian phản hồi API trung bình &lt; 300ms đối với các tác vụ đọc.</w:t>
               <w:br/>
-              <w:t>- Tích hợp bộ dataset thực tế VietJobs với 1.450+ việc làm đã chuẩn hóa, 16 nhóm ngành nghề và 34 tỉnh/thành.</w:t>
+              <w:t>- Tích hợp bộ dataset thực tế VietJobs kết hợp cào bổ sung từ Internet (ITviec, TopCV) với 1.470+ việc làm đã chuẩn hóa, 16 nhóm ngành nghề và 34 tỉnh/thành.</w:t>
               <w:br/>
               <w:t>- Cơ sở dữ liệu thiết lập đầy đủ 13 Indexes trên các trường lọc/khóa ngoại.</w:t>
               <w:br/>
@@ -2684,7 +2684,7 @@
               <w:rPr>
                 <w:b/>
               </w:rPr>
-              <w:t>Giao diện &amp; Khả năng sử dụng (UI/UX)</w:t>
+              <w:t>Giao diện &amp; Khả năng sử dụng (UI/UX &amp; i18n)</w:t>
             </w:r>
           </w:p>
         </w:tc>
@@ -2710,6 +2710,10 @@
                 <w:sz w:val="19"/>
               </w:rPr>
               <w:t>- Giao diện hiện đại (Modern Design System), màu sắc trực quan, độ tương phản văn bản đạt chuẩn WCAG 2.1 AA.</w:t>
+              <w:br/>
+              <w:t>- Tích hợp 2 chế độ hiển thị Sáng / Tối (Light &amp; Dark Mode) chuyển đổi mượt mà bằng nút toggle và tự động lưu trạng thái vào LocalStorage.</w:t>
+              <w:br/>
+              <w:t>- Hỗ trợ song ngữ Tiếng Việt (VI) và Tiếng Anh (EN) trên toàn bộ hệ thống giao diện, chuyển đổi tức thì không cần tải lại trang.</w:t>
               <w:br/>
               <w:t>- Sử dụng biểu tượng vector Lucide SVG đồng nhất, chuyên nghiệp.</w:t>
               <w:br/>

--- a/docs/srs.docx
+++ b/docs/srs.docx
@@ -790,7 +790,7 @@
           <w:rFonts w:ascii="Segoe UI" w:hAnsi="Segoe UI"/>
           <w:sz w:val="21"/>
         </w:rPr>
-        <w:t xml:space="preserve"> Cập nhật tiểu sử (</w:t>
+        <w:t xml:space="preserve"> Cập nhật họ tên, số điện thoại, tiểu sử (</w:t>
       </w:r>
       <w:r>
         <w:rPr>
@@ -890,7 +890,7 @@
           <w:rFonts w:ascii="Segoe UI" w:hAnsi="Segoe UI"/>
           <w:sz w:val="21"/>
         </w:rPr>
-        <w:t xml:space="preserve"> Cập nhật tên đơn vị (</w:t>
+        <w:t xml:space="preserve"> Cập nhật họ tên người đại diện, số điện thoại, tên đơn vị (</w:t>
       </w:r>
       <w:r>
         <w:rPr>
@@ -898,7 +898,7 @@
           <w:color w:val="B42828"/>
           <w:sz w:val="19"/>
         </w:rPr>
-        <w:t>company_name</w:t>
+        <w:t>companyName</w:t>
       </w:r>
       <w:r>
         <w:rPr>
@@ -913,7 +913,7 @@
           <w:color w:val="B42828"/>
           <w:sz w:val="19"/>
         </w:rPr>
-        <w:t>company_address</w:t>
+        <w:t>companyAddress</w:t>
       </w:r>
       <w:r>
         <w:rPr>
@@ -936,6 +936,31 @@
           <w:sz w:val="21"/>
         </w:rPr>
         <w:t>).</w:t>
+      </w:r>
+    </w:p>
+    <w:p>
+      <w:pPr>
+        <w:spacing w:before="40" w:after="80" w:line="288" w:lineRule="auto"/>
+      </w:pPr>
+      <w:r>
+        <w:rPr>
+          <w:rFonts w:ascii="Segoe UI" w:hAnsi="Segoe UI"/>
+          <w:sz w:val="21"/>
+        </w:rPr>
+        <w:t xml:space="preserve">  - </w:t>
+      </w:r>
+      <w:r>
+        <w:rPr>
+          <w:i/>
+        </w:rPr>
+        <w:t>Quản trị viên:</w:t>
+      </w:r>
+      <w:r>
+        <w:rPr>
+          <w:rFonts w:ascii="Segoe UI" w:hAnsi="Segoe UI"/>
+          <w:sz w:val="21"/>
+        </w:rPr>
+        <w:t xml:space="preserve"> Cập nhật họ tên, số điện thoại, thông tin định danh và tiểu sử quản trị hệ thống.</w:t>
       </w:r>
     </w:p>
     <w:p>
@@ -1416,7 +1441,7 @@
           <w:rFonts w:ascii="Segoe UI" w:hAnsi="Segoe UI"/>
           <w:sz w:val="20"/>
         </w:rPr>
-        <w:t>). Hỗ trợ phân trang hiệu năng cao trên tập dữ liệu lớn (1.470+ việc làm thực tế).</w:t>
+        <w:t>). Hỗ trợ phân trang hiệu năng cao trên tập dữ liệu lớn (1.470+ việc làm thực tế: 1.450 việc làm gốc + 20 việc làm mới tại TP.HCM).</w:t>
       </w:r>
     </w:p>
     <w:p>
@@ -1740,6 +1765,21 @@
           <w:rFonts w:ascii="Segoe UI" w:hAnsi="Segoe UI"/>
           <w:sz w:val="20"/>
         </w:rPr>
+        <w:t xml:space="preserve">, </w:t>
+      </w:r>
+      <w:r>
+        <w:rPr>
+          <w:rFonts w:ascii="Consolas" w:hAnsi="Consolas"/>
+          <w:color w:val="B42828"/>
+          <w:sz w:val="19"/>
+        </w:rPr>
+        <w:t>CANCELLED</w:t>
+      </w:r>
+      <w:r>
+        <w:rPr>
+          <w:rFonts w:ascii="Segoe UI" w:hAnsi="Segoe UI"/>
+          <w:sz w:val="20"/>
+        </w:rPr>
         <w:t>) và lý do từ chối nếu có.</w:t>
       </w:r>
     </w:p>
@@ -1824,6 +1864,70 @@
           <w:sz w:val="20"/>
         </w:rPr>
         <w:t>).</w:t>
+      </w:r>
+    </w:p>
+    <w:p>
+      <w:pPr>
+        <w:pStyle w:val="ListBullet"/>
+        <w:spacing w:before="40" w:after="40" w:line="276" w:lineRule="auto"/>
+      </w:pPr>
+      <w:r>
+        <w:rPr>
+          <w:b/>
+        </w:rPr>
+        <w:t>FR-05.5 Hủy đơn ứng tuyển:</w:t>
+      </w:r>
+      <w:r>
+        <w:rPr>
+          <w:rFonts w:ascii="Segoe UI" w:hAnsi="Segoe UI"/>
+          <w:sz w:val="20"/>
+        </w:rPr>
+        <w:t xml:space="preserve"> Cho phép sinh viên tự hủy đơn đã nộp khi đơn còn ở trạng thái </w:t>
+      </w:r>
+      <w:r>
+        <w:rPr>
+          <w:rFonts w:ascii="Consolas" w:hAnsi="Consolas"/>
+          <w:color w:val="B42828"/>
+          <w:sz w:val="19"/>
+        </w:rPr>
+        <w:t>PENDING</w:t>
+      </w:r>
+      <w:r>
+        <w:rPr>
+          <w:rFonts w:ascii="Segoe UI" w:hAnsi="Segoe UI"/>
+          <w:sz w:val="20"/>
+        </w:rPr>
+        <w:t xml:space="preserve"> (</w:t>
+      </w:r>
+      <w:r>
+        <w:rPr>
+          <w:rFonts w:ascii="Consolas" w:hAnsi="Consolas"/>
+          <w:color w:val="B42828"/>
+          <w:sz w:val="19"/>
+        </w:rPr>
+        <w:t>PATCH /api/v1/applications/{id}/cancel</w:t>
+      </w:r>
+      <w:r>
+        <w:rPr>
+          <w:rFonts w:ascii="Segoe UI" w:hAnsi="Segoe UI"/>
+          <w:sz w:val="20"/>
+        </w:rPr>
+        <w:t xml:space="preserve">), trạng thái chuyển thành </w:t>
+      </w:r>
+      <w:r>
+        <w:rPr>
+          <w:rFonts w:ascii="Consolas" w:hAnsi="Consolas"/>
+          <w:color w:val="B42828"/>
+          <w:sz w:val="19"/>
+        </w:rPr>
+        <w:t>CANCELLED</w:t>
+      </w:r>
+      <w:r>
+        <w:rPr>
+          <w:rFonts w:ascii="Segoe UI" w:hAnsi="Segoe UI"/>
+          <w:sz w:val="20"/>
+        </w:rPr>
+        <w:t>.</w:t>
       </w:r>
     </w:p>
     <w:p>
@@ -2141,6 +2245,134 @@
           <w:sz w:val="20"/>
         </w:rPr>
         <w:t>).</w:t>
+      </w:r>
+    </w:p>
+    <w:p>
+      <w:pPr>
+        <w:pStyle w:val="Heading3"/>
+        <w:spacing w:before="200" w:after="80"/>
+      </w:pPr>
+      <w:r>
+        <w:rPr>
+          <w:rFonts w:ascii="Segoe UI" w:hAnsi="Segoe UI"/>
+          <w:b/>
+          <w:color w:val="0F172A"/>
+          <w:sz w:val="24"/>
+        </w:rPr>
+        <w:t>FR-09: Giám sát Trạng thái &amp; Công cụ CSDL (System Health &amp; DB Console)</w:t>
+      </w:r>
+    </w:p>
+    <w:p>
+      <w:pPr>
+        <w:pStyle w:val="ListBullet"/>
+        <w:spacing w:before="40" w:after="40" w:line="276" w:lineRule="auto"/>
+      </w:pPr>
+      <w:r>
+        <w:rPr>
+          <w:b/>
+        </w:rPr>
+        <w:t>FR-09.1 Kiểm tra trạng thái máy chủ:</w:t>
+      </w:r>
+      <w:r>
+        <w:rPr>
+          <w:rFonts w:ascii="Segoe UI" w:hAnsi="Segoe UI"/>
+          <w:sz w:val="20"/>
+        </w:rPr>
+        <w:t xml:space="preserve"> API </w:t>
+      </w:r>
+      <w:r>
+        <w:rPr>
+          <w:rFonts w:ascii="Consolas" w:hAnsi="Consolas"/>
+          <w:color w:val="B42828"/>
+          <w:sz w:val="19"/>
+        </w:rPr>
+        <w:t>GET /api/v1/</w:t>
+      </w:r>
+      <w:r>
+        <w:rPr>
+          <w:rFonts w:ascii="Segoe UI" w:hAnsi="Segoe UI"/>
+          <w:sz w:val="20"/>
+        </w:rPr>
+        <w:t xml:space="preserve"> trả về thông tin tên hệ thống, phiên bản </w:t>
+      </w:r>
+      <w:r>
+        <w:rPr>
+          <w:rFonts w:ascii="Consolas" w:hAnsi="Consolas"/>
+          <w:color w:val="B42828"/>
+          <w:sz w:val="19"/>
+        </w:rPr>
+        <w:t>1.0.0</w:t>
+      </w:r>
+      <w:r>
+        <w:rPr>
+          <w:rFonts w:ascii="Segoe UI" w:hAnsi="Segoe UI"/>
+          <w:sz w:val="20"/>
+        </w:rPr>
+        <w:t xml:space="preserve">, trạng thái </w:t>
+      </w:r>
+      <w:r>
+        <w:rPr>
+          <w:rFonts w:ascii="Consolas" w:hAnsi="Consolas"/>
+          <w:color w:val="B42828"/>
+          <w:sz w:val="19"/>
+        </w:rPr>
+        <w:t>UP</w:t>
+      </w:r>
+      <w:r>
+        <w:rPr>
+          <w:rFonts w:ascii="Segoe UI" w:hAnsi="Segoe UI"/>
+          <w:sz w:val="20"/>
+        </w:rPr>
+        <w:t>, đường dẫn Swagger UI và H2 Console.</w:t>
+      </w:r>
+    </w:p>
+    <w:p>
+      <w:pPr>
+        <w:pStyle w:val="ListBullet"/>
+        <w:spacing w:before="40" w:after="40" w:line="276" w:lineRule="auto"/>
+      </w:pPr>
+      <w:r>
+        <w:rPr>
+          <w:b/>
+        </w:rPr>
+        <w:t>FR-09.2 Giao diện CSDL H2 In-Memory:</w:t>
+      </w:r>
+      <w:r>
+        <w:rPr>
+          <w:rFonts w:ascii="Segoe UI" w:hAnsi="Segoe UI"/>
+          <w:sz w:val="20"/>
+        </w:rPr>
+        <w:t xml:space="preserve"> Cung cấp web console tại </w:t>
+      </w:r>
+      <w:r>
+        <w:rPr>
+          <w:rFonts w:ascii="Consolas" w:hAnsi="Consolas"/>
+          <w:color w:val="B42828"/>
+          <w:sz w:val="19"/>
+        </w:rPr>
+        <w:t>/api/v1/h2-console</w:t>
+      </w:r>
+      <w:r>
+        <w:rPr>
+          <w:rFonts w:ascii="Segoe UI" w:hAnsi="Segoe UI"/>
+          <w:sz w:val="20"/>
+        </w:rPr>
+        <w:t xml:space="preserve"> (JDBC URL: </w:t>
+      </w:r>
+      <w:r>
+        <w:rPr>
+          <w:rFonts w:ascii="Consolas" w:hAnsi="Consolas"/>
+          <w:color w:val="B42828"/>
+          <w:sz w:val="19"/>
+        </w:rPr>
+        <w:t>jdbc:h2:mem:freelance_db</w:t>
+      </w:r>
+      <w:r>
+        <w:rPr>
+          <w:rFonts w:ascii="Segoe UI" w:hAnsi="Segoe UI"/>
+          <w:sz w:val="20"/>
+        </w:rPr>
+        <w:t>) cho phép nhà phát triển kiểm tra cấu trúc bảng và dữ liệu truy vấn trực tiếp.</w:t>
       </w:r>
     </w:p>
     <w:p>
